--- a/ing-assistant/templates/pv-cm.docx
+++ b/ing-assistant/templates/pv-cm.docx
@@ -661,8 +661,7 @@
     <w:p>
       <w:pPr>
         <w:tabs>
-          <w:tab w:val="left" w:pos="1755"/>
-          <w:tab w:val="center" w:pos="4680"/>
+          <w:tab w:val="left" w:pos="4215"/>
           <w:tab w:val="left" w:pos="7365"/>
         </w:tabs>
         <w:spacing w:after="200" w:line="240" w:lineRule="auto"/>
@@ -1170,8 +1169,7 @@
     <w:p>
       <w:pPr>
         <w:tabs>
-          <w:tab w:val="left" w:pos="1755"/>
-          <w:tab w:val="center" w:pos="4680"/>
+          <w:tab w:val="left" w:pos="4215"/>
           <w:tab w:val="left" w:pos="7365"/>
         </w:tabs>
         <w:spacing w:after="200" w:line="240" w:lineRule="auto"/>
@@ -1757,8 +1755,7 @@
     <w:p>
       <w:pPr>
         <w:tabs>
-          <w:tab w:val="left" w:pos="1755"/>
-          <w:tab w:val="center" w:pos="4680"/>
+          <w:tab w:val="left" w:pos="4215"/>
           <w:tab w:val="left" w:pos="7365"/>
         </w:tabs>
         <w:spacing w:after="200" w:line="240" w:lineRule="auto"/>
@@ -2416,8 +2413,6 @@
         </w:rPr>
         <w:t xml:space="preserve">Diriginte șantier:      Ing. {diriginte_nume}</w:t>
         <w:tab/>
-        <w:t>Petru Serban</w:t>
-        <w:tab/>
         <w:t>………………..</w:t>
       </w:r>
     </w:p>
@@ -2439,8 +2434,7 @@
     <w:p>
       <w:pPr>
         <w:tabs>
-          <w:tab w:val="left" w:pos="1755"/>
-          <w:tab w:val="center" w:pos="4680"/>
+          <w:tab w:val="left" w:pos="4215"/>
           <w:tab w:val="left" w:pos="7365"/>
         </w:tabs>
         <w:spacing w:after="200" w:line="240" w:lineRule="auto"/>
@@ -3436,16 +3430,6 @@
           <w:lang w:val="it-IT"/>
         </w:rPr>
         <w:t xml:space="preserve">ing. {diriginte_nume}   ing.  {proiectant_reprezentant}                   Ing. {constructor_reprezentant}                    Ing. {rte_nume}                         </w:t>
-        <w:tab/>
-        <w:t xml:space="preserve">                                  </w:t>
-        <w:tab/>
-        <w:tab/>
-        <w:tab/>
-        <w:tab/>
-        <w:tab/>
-        <w:tab/>
-        <w:tab/>
-        <w:t xml:space="preserve">     Vicentiu                                                  </w:t>
       </w:r>
     </w:p>
     <w:bookmarkEnd w:id="11"/>
@@ -3977,8 +3961,7 @@
     <w:p>
       <w:pPr>
         <w:tabs>
-          <w:tab w:val="left" w:pos="1755"/>
-          <w:tab w:val="center" w:pos="4680"/>
+          <w:tab w:val="left" w:pos="4215"/>
           <w:tab w:val="left" w:pos="7365"/>
         </w:tabs>
         <w:spacing w:after="200" w:line="240" w:lineRule="auto"/>
@@ -4524,8 +4507,7 @@
     <w:p>
       <w:pPr>
         <w:tabs>
-          <w:tab w:val="left" w:pos="1755"/>
-          <w:tab w:val="center" w:pos="4680"/>
+          <w:tab w:val="left" w:pos="4215"/>
           <w:tab w:val="left" w:pos="7365"/>
         </w:tabs>
         <w:spacing w:after="200" w:line="240" w:lineRule="auto"/>
@@ -5116,8 +5098,7 @@
     <w:p>
       <w:pPr>
         <w:tabs>
-          <w:tab w:val="left" w:pos="1755"/>
-          <w:tab w:val="center" w:pos="4680"/>
+          <w:tab w:val="left" w:pos="4215"/>
           <w:tab w:val="left" w:pos="7365"/>
         </w:tabs>
         <w:spacing w:after="200" w:line="240" w:lineRule="auto"/>
@@ -5636,8 +5617,6 @@
         </w:rPr>
         <w:t xml:space="preserve">Diriginte șantier:      Ing. {diriginte_nume}</w:t>
         <w:tab/>
-        <w:t>Petru Serban</w:t>
-        <w:tab/>
         <w:t>………………..</w:t>
       </w:r>
     </w:p>
@@ -5659,8 +5638,7 @@
     <w:p>
       <w:pPr>
         <w:tabs>
-          <w:tab w:val="left" w:pos="1755"/>
-          <w:tab w:val="center" w:pos="4680"/>
+          <w:tab w:val="left" w:pos="4215"/>
           <w:tab w:val="left" w:pos="7365"/>
         </w:tabs>
         <w:spacing w:after="200" w:line="240" w:lineRule="auto"/>
@@ -6644,16 +6622,6 @@
           <w:lang w:val="it-IT"/>
         </w:rPr>
         <w:t xml:space="preserve">ing. {diriginte_nume}   ing.  {proiectant_reprezentant}                   Ing. {constructor_reprezentant}                    Ing. {rte_nume}                         </w:t>
-        <w:tab/>
-        <w:t xml:space="preserve">                                  </w:t>
-        <w:tab/>
-        <w:tab/>
-        <w:tab/>
-        <w:tab/>
-        <w:tab/>
-        <w:tab/>
-        <w:tab/>
-        <w:t xml:space="preserve">     Vicentiu                                                  </w:t>
       </w:r>
     </w:p>
     <w:p>
@@ -7123,8 +7091,6 @@
         </w:rPr>
         <w:t xml:space="preserve">Diriginte șantier:      Ing. {diriginte_nume}</w:t>
         <w:tab/>
-        <w:t>Petru Serban</w:t>
-        <w:tab/>
         <w:t>………………..</w:t>
       </w:r>
     </w:p>
@@ -7146,8 +7112,7 @@
     <w:p>
       <w:pPr>
         <w:tabs>
-          <w:tab w:val="left" w:pos="1755"/>
-          <w:tab w:val="center" w:pos="4680"/>
+          <w:tab w:val="left" w:pos="4215"/>
           <w:tab w:val="left" w:pos="7365"/>
         </w:tabs>
         <w:spacing w:after="200" w:line="240" w:lineRule="auto"/>
@@ -7760,8 +7725,7 @@
     <w:p>
       <w:pPr>
         <w:tabs>
-          <w:tab w:val="left" w:pos="1755"/>
-          <w:tab w:val="center" w:pos="4680"/>
+          <w:tab w:val="left" w:pos="4215"/>
           <w:tab w:val="left" w:pos="7365"/>
         </w:tabs>
         <w:spacing w:after="200" w:line="240" w:lineRule="auto"/>

--- a/ing-assistant/templates/pv-cm.docx
+++ b/ing-assistant/templates/pv-cm.docx
@@ -622,7 +622,6 @@
     <w:p>
       <w:pPr>
         <w:tabs>
-          <w:tab w:val="left" w:pos="4215"/>
           <w:tab w:val="left" w:pos="7365"/>
         </w:tabs>
         <w:spacing w:after="200" w:line="240" w:lineRule="auto"/>
@@ -661,7 +660,6 @@
     <w:p>
       <w:pPr>
         <w:tabs>
-          <w:tab w:val="left" w:pos="4215"/>
           <w:tab w:val="left" w:pos="7365"/>
         </w:tabs>
         <w:spacing w:after="200" w:line="240" w:lineRule="auto"/>
@@ -695,7 +693,6 @@
     <w:p>
       <w:pPr>
         <w:tabs>
-          <w:tab w:val="left" w:pos="4215"/>
           <w:tab w:val="left" w:pos="7365"/>
         </w:tabs>
         <w:spacing w:after="200" w:line="240" w:lineRule="auto"/>
@@ -731,7 +728,6 @@
     <w:p>
       <w:pPr>
         <w:tabs>
-          <w:tab w:val="left" w:pos="4215"/>
           <w:tab w:val="left" w:pos="7365"/>
         </w:tabs>
         <w:spacing w:after="200" w:line="240" w:lineRule="auto"/>
@@ -1130,7 +1126,6 @@
     <w:p>
       <w:pPr>
         <w:tabs>
-          <w:tab w:val="left" w:pos="4215"/>
           <w:tab w:val="left" w:pos="7365"/>
         </w:tabs>
         <w:spacing w:after="200" w:line="240" w:lineRule="auto"/>
@@ -1169,7 +1164,6 @@
     <w:p>
       <w:pPr>
         <w:tabs>
-          <w:tab w:val="left" w:pos="4215"/>
           <w:tab w:val="left" w:pos="7365"/>
         </w:tabs>
         <w:spacing w:after="200" w:line="240" w:lineRule="auto"/>
@@ -1203,7 +1197,6 @@
     <w:p>
       <w:pPr>
         <w:tabs>
-          <w:tab w:val="left" w:pos="4215"/>
           <w:tab w:val="left" w:pos="7365"/>
         </w:tabs>
         <w:spacing w:after="200" w:line="240" w:lineRule="auto"/>
@@ -1228,7 +1221,6 @@
     <w:p>
       <w:pPr>
         <w:tabs>
-          <w:tab w:val="left" w:pos="4215"/>
           <w:tab w:val="left" w:pos="7365"/>
         </w:tabs>
         <w:rPr>
@@ -1239,7 +1231,6 @@
     <w:p>
       <w:pPr>
         <w:tabs>
-          <w:tab w:val="left" w:pos="4215"/>
           <w:tab w:val="left" w:pos="7365"/>
         </w:tabs>
         <w:rPr>
@@ -1716,7 +1707,6 @@
     <w:p>
       <w:pPr>
         <w:tabs>
-          <w:tab w:val="left" w:pos="4215"/>
           <w:tab w:val="left" w:pos="7365"/>
         </w:tabs>
         <w:spacing w:after="200" w:line="240" w:lineRule="auto"/>
@@ -1755,7 +1745,6 @@
     <w:p>
       <w:pPr>
         <w:tabs>
-          <w:tab w:val="left" w:pos="4215"/>
           <w:tab w:val="left" w:pos="7365"/>
         </w:tabs>
         <w:spacing w:after="200" w:line="240" w:lineRule="auto"/>
@@ -1789,7 +1778,6 @@
     <w:p>
       <w:pPr>
         <w:tabs>
-          <w:tab w:val="left" w:pos="4215"/>
           <w:tab w:val="left" w:pos="7365"/>
         </w:tabs>
         <w:spacing w:after="200" w:line="240" w:lineRule="auto"/>
@@ -2395,7 +2383,6 @@
     <w:p>
       <w:pPr>
         <w:tabs>
-          <w:tab w:val="left" w:pos="4215"/>
           <w:tab w:val="left" w:pos="7365"/>
         </w:tabs>
         <w:spacing w:after="200" w:line="240" w:lineRule="auto"/>
@@ -2434,7 +2421,6 @@
     <w:p>
       <w:pPr>
         <w:tabs>
-          <w:tab w:val="left" w:pos="4215"/>
           <w:tab w:val="left" w:pos="7365"/>
         </w:tabs>
         <w:spacing w:after="200" w:line="240" w:lineRule="auto"/>
@@ -2468,7 +2454,6 @@
     <w:p>
       <w:pPr>
         <w:tabs>
-          <w:tab w:val="left" w:pos="4215"/>
           <w:tab w:val="left" w:pos="7365"/>
         </w:tabs>
         <w:spacing w:after="200" w:line="240" w:lineRule="auto"/>
@@ -2503,7 +2488,6 @@
     <w:p>
       <w:pPr>
         <w:tabs>
-          <w:tab w:val="left" w:pos="4215"/>
           <w:tab w:val="left" w:pos="7365"/>
         </w:tabs>
         <w:spacing w:after="200" w:line="240" w:lineRule="auto"/>
@@ -3406,9 +3390,9 @@
           <w:szCs w:val="20"/>
           <w:lang w:val="it-IT"/>
         </w:rPr>
-        <w:t>INVESTITOR,</w:t>
+        <w:t>DIRIGINTE ȘANTIER,</w:t>
         <w:tab/>
-        <w:t xml:space="preserve">         PROIECTANT,                          ANTREPRENOR            RESPONSABIL TEHNIC CU EXECUTIA,</w:t>
+        <w:t xml:space="preserve">         PROIECTANT,                          CONSTRUCTOR            R.T.E.,</w:t>
       </w:r>
     </w:p>
     <w:p>
@@ -3922,7 +3906,6 @@
     <w:p>
       <w:pPr>
         <w:tabs>
-          <w:tab w:val="left" w:pos="4215"/>
           <w:tab w:val="left" w:pos="7365"/>
         </w:tabs>
         <w:spacing w:after="200" w:line="240" w:lineRule="auto"/>
@@ -3961,7 +3944,6 @@
     <w:p>
       <w:pPr>
         <w:tabs>
-          <w:tab w:val="left" w:pos="4215"/>
           <w:tab w:val="left" w:pos="7365"/>
         </w:tabs>
         <w:spacing w:after="200" w:line="240" w:lineRule="auto"/>
@@ -3995,7 +3977,6 @@
     <w:p>
       <w:pPr>
         <w:tabs>
-          <w:tab w:val="left" w:pos="4215"/>
           <w:tab w:val="left" w:pos="7365"/>
         </w:tabs>
         <w:spacing w:after="200" w:line="240" w:lineRule="auto"/>
@@ -4468,7 +4449,6 @@
     <w:p>
       <w:pPr>
         <w:tabs>
-          <w:tab w:val="left" w:pos="4215"/>
           <w:tab w:val="left" w:pos="7365"/>
         </w:tabs>
         <w:spacing w:after="200" w:line="240" w:lineRule="auto"/>
@@ -4507,7 +4487,6 @@
     <w:p>
       <w:pPr>
         <w:tabs>
-          <w:tab w:val="left" w:pos="4215"/>
           <w:tab w:val="left" w:pos="7365"/>
         </w:tabs>
         <w:spacing w:after="200" w:line="240" w:lineRule="auto"/>
@@ -4541,7 +4520,6 @@
     <w:p>
       <w:pPr>
         <w:tabs>
-          <w:tab w:val="left" w:pos="4215"/>
           <w:tab w:val="left" w:pos="7365"/>
         </w:tabs>
         <w:spacing w:after="200" w:line="240" w:lineRule="auto"/>
@@ -4576,7 +4554,6 @@
     <w:p>
       <w:pPr>
         <w:tabs>
-          <w:tab w:val="left" w:pos="4215"/>
           <w:tab w:val="left" w:pos="7365"/>
         </w:tabs>
         <w:spacing w:after="200" w:line="240" w:lineRule="auto"/>
@@ -5059,7 +5036,6 @@
     <w:p>
       <w:pPr>
         <w:tabs>
-          <w:tab w:val="left" w:pos="4215"/>
           <w:tab w:val="left" w:pos="7365"/>
         </w:tabs>
         <w:spacing w:after="200" w:line="240" w:lineRule="auto"/>
@@ -5098,7 +5074,6 @@
     <w:p>
       <w:pPr>
         <w:tabs>
-          <w:tab w:val="left" w:pos="4215"/>
           <w:tab w:val="left" w:pos="7365"/>
         </w:tabs>
         <w:spacing w:after="200" w:line="240" w:lineRule="auto"/>
@@ -5132,7 +5107,6 @@
     <w:p>
       <w:pPr>
         <w:tabs>
-          <w:tab w:val="left" w:pos="4215"/>
           <w:tab w:val="left" w:pos="7365"/>
         </w:tabs>
         <w:spacing w:after="200" w:line="240" w:lineRule="auto"/>
@@ -5599,7 +5573,6 @@
     <w:p>
       <w:pPr>
         <w:tabs>
-          <w:tab w:val="left" w:pos="4215"/>
           <w:tab w:val="left" w:pos="7365"/>
         </w:tabs>
         <w:spacing w:after="200" w:line="240" w:lineRule="auto"/>
@@ -5638,7 +5611,6 @@
     <w:p>
       <w:pPr>
         <w:tabs>
-          <w:tab w:val="left" w:pos="4215"/>
           <w:tab w:val="left" w:pos="7365"/>
         </w:tabs>
         <w:spacing w:after="200" w:line="240" w:lineRule="auto"/>
@@ -5672,7 +5644,6 @@
     <w:p>
       <w:pPr>
         <w:tabs>
-          <w:tab w:val="left" w:pos="4215"/>
           <w:tab w:val="left" w:pos="7365"/>
         </w:tabs>
         <w:spacing w:after="200" w:line="240" w:lineRule="auto"/>
@@ -5707,7 +5678,6 @@
     <w:p>
       <w:pPr>
         <w:tabs>
-          <w:tab w:val="left" w:pos="4215"/>
           <w:tab w:val="left" w:pos="7365"/>
         </w:tabs>
         <w:spacing w:after="200" w:line="240" w:lineRule="auto"/>
@@ -6598,9 +6568,9 @@
           <w:szCs w:val="20"/>
           <w:lang w:val="it-IT"/>
         </w:rPr>
-        <w:t xml:space="preserve">       INVESTITOR,</w:t>
+        <w:t xml:space="preserve">       DIRIGINTE ȘANTIER,</w:t>
         <w:tab/>
-        <w:t xml:space="preserve">      PROIECTANT,                           ANTREPRENOR            RESPONSABIL TEHNIC CU EXECUTIA,</w:t>
+        <w:t xml:space="preserve">      PROIECTANT,                           CONSTRUCTOR            R.T.E.,</w:t>
       </w:r>
     </w:p>
     <w:p>
@@ -6627,7 +6597,6 @@
     <w:p>
       <w:pPr>
         <w:tabs>
-          <w:tab w:val="left" w:pos="4215"/>
           <w:tab w:val="left" w:pos="7365"/>
         </w:tabs>
         <w:spacing w:after="200" w:line="240" w:lineRule="auto"/>
@@ -7073,7 +7042,6 @@
     <w:p>
       <w:pPr>
         <w:tabs>
-          <w:tab w:val="left" w:pos="4215"/>
           <w:tab w:val="left" w:pos="7365"/>
         </w:tabs>
         <w:spacing w:after="200" w:line="240" w:lineRule="auto"/>
@@ -7112,7 +7080,6 @@
     <w:p>
       <w:pPr>
         <w:tabs>
-          <w:tab w:val="left" w:pos="4215"/>
           <w:tab w:val="left" w:pos="7365"/>
         </w:tabs>
         <w:spacing w:after="200" w:line="240" w:lineRule="auto"/>
@@ -7146,7 +7113,6 @@
     <w:p>
       <w:pPr>
         <w:tabs>
-          <w:tab w:val="left" w:pos="4215"/>
           <w:tab w:val="left" w:pos="7365"/>
         </w:tabs>
         <w:spacing w:after="200" w:line="240" w:lineRule="auto"/>
@@ -7686,7 +7652,6 @@
     <w:p>
       <w:pPr>
         <w:tabs>
-          <w:tab w:val="left" w:pos="4215"/>
           <w:tab w:val="left" w:pos="7365"/>
         </w:tabs>
         <w:spacing w:after="200" w:line="240" w:lineRule="auto"/>
@@ -7725,7 +7690,6 @@
     <w:p>
       <w:pPr>
         <w:tabs>
-          <w:tab w:val="left" w:pos="4215"/>
           <w:tab w:val="left" w:pos="7365"/>
         </w:tabs>
         <w:spacing w:after="200" w:line="240" w:lineRule="auto"/>
@@ -7759,7 +7723,6 @@
     <w:p>
       <w:pPr>
         <w:tabs>
-          <w:tab w:val="left" w:pos="4215"/>
           <w:tab w:val="left" w:pos="7365"/>
         </w:tabs>
         <w:spacing w:after="200" w:line="240" w:lineRule="auto"/>
@@ -7794,7 +7757,6 @@
     <w:p>
       <w:pPr>
         <w:tabs>
-          <w:tab w:val="left" w:pos="4215"/>
           <w:tab w:val="left" w:pos="7365"/>
         </w:tabs>
         <w:spacing w:after="200" w:line="240" w:lineRule="auto"/>

--- a/ing-assistant/templates/pv-cm.docx
+++ b/ing-assistant/templates/pv-cm.docx
@@ -3362,6 +3362,11 @@
     </w:p>
     <w:p>
       <w:pPr>
+        <w:tabs>
+          <w:tab w:val="left" w:pos="2500"/>
+          <w:tab w:val="left" w:pos="5200"/>
+          <w:tab w:val="left" w:pos="7800"/>
+        </w:tabs>
         <w:spacing w:line="240" w:lineRule="auto"/>
         <w:ind w:left="-426"/>
         <w:rPr>
@@ -3390,13 +3395,22 @@
           <w:szCs w:val="20"/>
           <w:lang w:val="it-IT"/>
         </w:rPr>
-        <w:t>DIRIGINTE ȘANTIER,</w:t>
+        <w:t xml:space="preserve">DIRIGINTE ȘANTIER,</w:t>
         <w:tab/>
-        <w:t xml:space="preserve">         PROIECTANT,                          CONSTRUCTOR            R.T.E.,</w:t>
-      </w:r>
-    </w:p>
-    <w:p>
-      <w:pPr>
+        <w:t xml:space="preserve">PROIECTANT,</w:t>
+        <w:tab/>
+        <w:t xml:space="preserve">CONSTRUCTOR</w:t>
+        <w:tab/>
+        <w:t xml:space="preserve">R.T.E.,</w:t>
+      </w:r>
+    </w:p>
+    <w:p>
+      <w:pPr>
+        <w:tabs>
+          <w:tab w:val="left" w:pos="2500"/>
+          <w:tab w:val="left" w:pos="5200"/>
+          <w:tab w:val="left" w:pos="7800"/>
+        </w:tabs>
         <w:spacing w:after="0" w:line="240" w:lineRule="auto"/>
         <w:ind w:left="-426"/>
         <w:rPr>
@@ -3413,7 +3427,13 @@
           <w:szCs w:val="20"/>
           <w:lang w:val="it-IT"/>
         </w:rPr>
-        <w:t xml:space="preserve">ing. {diriginte_nume}   ing.  {proiectant_reprezentant}                   Ing. {constructor_reprezentant}                    Ing. {rte_nume}                         </w:t>
+        <w:t xml:space="preserve">ing. {diriginte_nume}</w:t>
+        <w:tab/>
+        <w:t xml:space="preserve">ing.  {proiectant_reprezentant}</w:t>
+        <w:tab/>
+        <w:t xml:space="preserve">Ing. {constructor_reprezentant}</w:t>
+        <w:tab/>
+        <w:t xml:space="preserve">Ing. {rte_nume}</w:t>
       </w:r>
     </w:p>
     <w:bookmarkEnd w:id="11"/>
@@ -6552,6 +6572,11 @@
     <w:bookmarkEnd w:id="15"/>
     <w:p>
       <w:pPr>
+        <w:tabs>
+          <w:tab w:val="left" w:pos="2500"/>
+          <w:tab w:val="left" w:pos="5200"/>
+          <w:tab w:val="left" w:pos="7800"/>
+        </w:tabs>
         <w:spacing w:line="240" w:lineRule="auto"/>
         <w:ind w:left="-426"/>
         <w:rPr>
@@ -6568,13 +6593,22 @@
           <w:szCs w:val="20"/>
           <w:lang w:val="it-IT"/>
         </w:rPr>
-        <w:t xml:space="preserve">       DIRIGINTE ȘANTIER,</w:t>
+        <w:t xml:space="preserve">DIRIGINTE ȘANTIER,</w:t>
         <w:tab/>
-        <w:t xml:space="preserve">      PROIECTANT,                           CONSTRUCTOR            R.T.E.,</w:t>
-      </w:r>
-    </w:p>
-    <w:p>
-      <w:pPr>
+        <w:t xml:space="preserve">PROIECTANT,</w:t>
+        <w:tab/>
+        <w:t xml:space="preserve">CONSTRUCTOR</w:t>
+        <w:tab/>
+        <w:t xml:space="preserve">R.T.E.,</w:t>
+      </w:r>
+    </w:p>
+    <w:p>
+      <w:pPr>
+        <w:tabs>
+          <w:tab w:val="left" w:pos="2500"/>
+          <w:tab w:val="left" w:pos="5200"/>
+          <w:tab w:val="left" w:pos="7800"/>
+        </w:tabs>
         <w:spacing w:after="0" w:line="240" w:lineRule="auto"/>
         <w:ind w:left="-426"/>
         <w:rPr>
@@ -6591,7 +6625,13 @@
           <w:szCs w:val="20"/>
           <w:lang w:val="it-IT"/>
         </w:rPr>
-        <w:t xml:space="preserve">ing. {diriginte_nume}   ing.  {proiectant_reprezentant}                   Ing. {constructor_reprezentant}                    Ing. {rte_nume}                         </w:t>
+        <w:t xml:space="preserve">ing. {diriginte_nume}</w:t>
+        <w:tab/>
+        <w:t xml:space="preserve">ing.  {proiectant_reprezentant}</w:t>
+        <w:tab/>
+        <w:t xml:space="preserve">Ing. {constructor_reprezentant}</w:t>
+        <w:tab/>
+        <w:t xml:space="preserve">Ing. {rte_nume}</w:t>
       </w:r>
     </w:p>
     <w:p>

--- a/ing-assistant/templates/pv-cm.docx
+++ b/ing-assistant/templates/pv-cm.docx
@@ -3363,16 +3363,16 @@
     <w:p>
       <w:pPr>
         <w:tabs>
-          <w:tab w:val="left" w:pos="2500"/>
-          <w:tab w:val="left" w:pos="5200"/>
-          <w:tab w:val="left" w:pos="7800"/>
+          <w:tab w:val="left" w:pos="2100"/>
+          <w:tab w:val="left" w:pos="4100"/>
+          <w:tab w:val="left" w:pos="6000"/>
         </w:tabs>
         <w:spacing w:line="240" w:lineRule="auto"/>
         <w:ind w:left="-426"/>
         <w:rPr>
           <w:rFonts w:eastAsia="Calibri" w:cstheme="minorHAnsi"/>
-          <w:sz w:val="20"/>
-          <w:szCs w:val="20"/>
+          <w:sz w:val="18"/>
+          <w:szCs w:val="18"/>
           <w:lang w:val="it-IT"/>
         </w:rPr>
       </w:pPr>
@@ -3381,8 +3381,8 @@
       <w:r>
         <w:rPr>
           <w:rFonts w:cstheme="minorHAnsi"/>
-          <w:sz w:val="20"/>
-          <w:szCs w:val="20"/>
+          <w:sz w:val="18"/>
+          <w:szCs w:val="18"/>
           <w:lang w:val="it-IT"/>
         </w:rPr>
         <w:t xml:space="preserve">       </w:t>
@@ -3391,8 +3391,8 @@
       <w:r>
         <w:rPr>
           <w:rFonts w:cstheme="minorHAnsi"/>
-          <w:sz w:val="20"/>
-          <w:szCs w:val="20"/>
+          <w:sz w:val="18"/>
+          <w:szCs w:val="18"/>
           <w:lang w:val="it-IT"/>
         </w:rPr>
         <w:t xml:space="preserve">DIRIGINTE ȘANTIER,</w:t>
@@ -3407,24 +3407,24 @@
     <w:p>
       <w:pPr>
         <w:tabs>
-          <w:tab w:val="left" w:pos="2500"/>
-          <w:tab w:val="left" w:pos="5200"/>
-          <w:tab w:val="left" w:pos="7800"/>
+          <w:tab w:val="left" w:pos="2100"/>
+          <w:tab w:val="left" w:pos="4100"/>
+          <w:tab w:val="left" w:pos="6000"/>
         </w:tabs>
         <w:spacing w:after="0" w:line="240" w:lineRule="auto"/>
         <w:ind w:left="-426"/>
         <w:rPr>
           <w:rFonts w:cstheme="minorHAnsi"/>
-          <w:sz w:val="20"/>
-          <w:szCs w:val="20"/>
-          <w:lang w:val="it-IT"/>
-        </w:rPr>
-      </w:pPr>
-      <w:r>
-        <w:rPr>
-          <w:rFonts w:cstheme="minorHAnsi"/>
-          <w:sz w:val="20"/>
-          <w:szCs w:val="20"/>
+          <w:sz w:val="18"/>
+          <w:szCs w:val="18"/>
+          <w:lang w:val="it-IT"/>
+        </w:rPr>
+      </w:pPr>
+      <w:r>
+        <w:rPr>
+          <w:rFonts w:cstheme="minorHAnsi"/>
+          <w:sz w:val="18"/>
+          <w:szCs w:val="18"/>
           <w:lang w:val="it-IT"/>
         </w:rPr>
         <w:t xml:space="preserve">ing. {diriginte_nume}</w:t>
@@ -6573,24 +6573,24 @@
     <w:p>
       <w:pPr>
         <w:tabs>
-          <w:tab w:val="left" w:pos="2500"/>
-          <w:tab w:val="left" w:pos="5200"/>
-          <w:tab w:val="left" w:pos="7800"/>
+          <w:tab w:val="left" w:pos="2100"/>
+          <w:tab w:val="left" w:pos="4100"/>
+          <w:tab w:val="left" w:pos="6000"/>
         </w:tabs>
         <w:spacing w:line="240" w:lineRule="auto"/>
         <w:ind w:left="-426"/>
         <w:rPr>
           <w:rFonts w:eastAsia="Calibri" w:cstheme="minorHAnsi"/>
-          <w:sz w:val="20"/>
-          <w:szCs w:val="20"/>
-          <w:lang w:val="it-IT"/>
-        </w:rPr>
-      </w:pPr>
-      <w:r>
-        <w:rPr>
-          <w:rFonts w:cstheme="minorHAnsi"/>
-          <w:sz w:val="20"/>
-          <w:szCs w:val="20"/>
+          <w:sz w:val="18"/>
+          <w:szCs w:val="18"/>
+          <w:lang w:val="it-IT"/>
+        </w:rPr>
+      </w:pPr>
+      <w:r>
+        <w:rPr>
+          <w:rFonts w:cstheme="minorHAnsi"/>
+          <w:sz w:val="18"/>
+          <w:szCs w:val="18"/>
           <w:lang w:val="it-IT"/>
         </w:rPr>
         <w:t xml:space="preserve">DIRIGINTE ȘANTIER,</w:t>
@@ -6605,24 +6605,24 @@
     <w:p>
       <w:pPr>
         <w:tabs>
-          <w:tab w:val="left" w:pos="2500"/>
-          <w:tab w:val="left" w:pos="5200"/>
-          <w:tab w:val="left" w:pos="7800"/>
+          <w:tab w:val="left" w:pos="2100"/>
+          <w:tab w:val="left" w:pos="4100"/>
+          <w:tab w:val="left" w:pos="6000"/>
         </w:tabs>
         <w:spacing w:after="0" w:line="240" w:lineRule="auto"/>
         <w:ind w:left="-426"/>
         <w:rPr>
           <w:rFonts w:cstheme="minorHAnsi"/>
-          <w:sz w:val="20"/>
-          <w:szCs w:val="20"/>
-          <w:lang w:val="it-IT"/>
-        </w:rPr>
-      </w:pPr>
-      <w:r>
-        <w:rPr>
-          <w:rFonts w:cstheme="minorHAnsi"/>
-          <w:sz w:val="20"/>
-          <w:szCs w:val="20"/>
+          <w:sz w:val="18"/>
+          <w:szCs w:val="18"/>
+          <w:lang w:val="it-IT"/>
+        </w:rPr>
+      </w:pPr>
+      <w:r>
+        <w:rPr>
+          <w:rFonts w:cstheme="minorHAnsi"/>
+          <w:sz w:val="18"/>
+          <w:szCs w:val="18"/>
           <w:lang w:val="it-IT"/>
         </w:rPr>
         <w:t xml:space="preserve">ing. {diriginte_nume}</w:t>

--- a/ing-assistant/templates/pv-cm.docx
+++ b/ing-assistant/templates/pv-cm.docx
@@ -795,6 +795,7 @@
     </w:p>
     <w:p>
       <w:pPr>
+        <w:pageBreakBefore/>
         <w:tabs>
           <w:tab w:val="left" w:pos="2700"/>
         </w:tabs>
@@ -1271,6 +1272,7 @@
     </w:p>
     <w:p>
       <w:pPr>
+        <w:pageBreakBefore/>
         <w:spacing w:line="278" w:lineRule="auto"/>
         <w:ind w:left="720" w:firstLine="720"/>
         <w:rPr>
@@ -1820,6 +1822,7 @@
     </w:p>
     <w:p>
       <w:pPr>
+        <w:pageBreakBefore/>
         <w:spacing w:before="120" w:after="0" w:line="23" w:lineRule="atLeast"/>
         <w:jc w:val="center"/>
         <w:rPr>
@@ -2522,6 +2525,7 @@
     </w:p>
     <w:p>
       <w:pPr>
+        <w:pageBreakBefore/>
         <w:jc w:val="center"/>
         <w:rPr>
           <w:rFonts w:ascii="Calibri" w:eastAsia="Calibri" w:hAnsi="Calibri" w:cs="Arial"/>
@@ -3463,6 +3467,7 @@
     </w:p>
     <w:p>
       <w:pPr>
+        <w:pageBreakBefore/>
         <w:spacing w:before="120" w:after="0" w:line="23" w:lineRule="atLeast"/>
         <w:jc w:val="center"/>
         <w:rPr>
@@ -4048,6 +4053,7 @@
     </w:p>
     <w:p>
       <w:pPr>
+        <w:pageBreakBefore/>
         <w:tabs>
           <w:tab w:val="left" w:pos="2700"/>
         </w:tabs>
@@ -4613,6 +4619,7 @@
     </w:p>
     <w:p>
       <w:pPr>
+        <w:pageBreakBefore/>
         <w:spacing w:after="0"/>
         <w:jc w:val="center"/>
         <w:rPr>
@@ -5188,6 +5195,7 @@
     </w:p>
     <w:p>
       <w:pPr>
+        <w:pageBreakBefore/>
         <w:tabs>
           <w:tab w:val="left" w:pos="2700"/>
         </w:tabs>
@@ -5744,6 +5752,7 @@
     </w:p>
     <w:p>
       <w:pPr>
+        <w:pageBreakBefore/>
         <w:jc w:val="center"/>
         <w:rPr>
           <w:rFonts w:ascii="Calibri" w:eastAsia="Calibri" w:hAnsi="Calibri" w:cs="Arial"/>
@@ -6675,6 +6684,7 @@
     </w:p>
     <w:p>
       <w:pPr>
+        <w:pageBreakBefore/>
         <w:tabs>
           <w:tab w:val="left" w:pos="2700"/>
         </w:tabs>
@@ -7219,6 +7229,7 @@
     </w:p>
     <w:p>
       <w:pPr>
+        <w:pageBreakBefore/>
         <w:tabs>
           <w:tab w:val="left" w:pos="2700"/>
         </w:tabs>

--- a/ing-assistant/templates/pv-cm.docx
+++ b/ing-assistant/templates/pv-cm.docx
@@ -795,7 +795,8 @@
     </w:p>
     <w:p>
       <w:pPr>
-        <w:pageBreakBefore/>
+        <w:keepNext/>
+        <w:keepLines/>
         <w:tabs>
           <w:tab w:val="left" w:pos="2700"/>
         </w:tabs>
@@ -1272,7 +1273,8 @@
     </w:p>
     <w:p>
       <w:pPr>
-        <w:pageBreakBefore/>
+        <w:keepNext/>
+        <w:keepLines/>
         <w:spacing w:line="278" w:lineRule="auto"/>
         <w:ind w:left="720" w:firstLine="720"/>
         <w:rPr>
@@ -1822,7 +1824,8 @@
     </w:p>
     <w:p>
       <w:pPr>
-        <w:pageBreakBefore/>
+        <w:keepNext/>
+        <w:keepLines/>
         <w:spacing w:before="120" w:after="0" w:line="23" w:lineRule="atLeast"/>
         <w:jc w:val="center"/>
         <w:rPr>
@@ -2525,7 +2528,8 @@
     </w:p>
     <w:p>
       <w:pPr>
-        <w:pageBreakBefore/>
+        <w:keepNext/>
+        <w:keepLines/>
         <w:jc w:val="center"/>
         <w:rPr>
           <w:rFonts w:ascii="Calibri" w:eastAsia="Calibri" w:hAnsi="Calibri" w:cs="Arial"/>
@@ -3367,12 +3371,13 @@
     <w:p>
       <w:pPr>
         <w:tabs>
-          <w:tab w:val="left" w:pos="2100"/>
-          <w:tab w:val="left" w:pos="4100"/>
-          <w:tab w:val="left" w:pos="6000"/>
+          <w:tab w:val="center" w:pos="1353"/>
+          <w:tab w:val="center" w:pos="4060"/>
+          <w:tab w:val="center" w:pos="6766"/>
+          <w:tab w:val="center" w:pos="9473"/>
         </w:tabs>
         <w:spacing w:line="240" w:lineRule="auto"/>
-        <w:ind w:left="-426"/>
+        <w:ind w:left="-900" w:right="-900"/>
         <w:rPr>
           <w:rFonts w:eastAsia="Calibri" w:cstheme="minorHAnsi"/>
           <w:sz w:val="18"/>
@@ -3399,6 +3404,7 @@
           <w:szCs w:val="18"/>
           <w:lang w:val="it-IT"/>
         </w:rPr>
+        <w:tab/>
         <w:t xml:space="preserve">DIRIGINTE ȘANTIER,</w:t>
         <w:tab/>
         <w:t xml:space="preserve">PROIECTANT,</w:t>
@@ -3411,12 +3417,13 @@
     <w:p>
       <w:pPr>
         <w:tabs>
-          <w:tab w:val="left" w:pos="2100"/>
-          <w:tab w:val="left" w:pos="4100"/>
-          <w:tab w:val="left" w:pos="6000"/>
+          <w:tab w:val="center" w:pos="1353"/>
+          <w:tab w:val="center" w:pos="4060"/>
+          <w:tab w:val="center" w:pos="6766"/>
+          <w:tab w:val="center" w:pos="9473"/>
         </w:tabs>
         <w:spacing w:after="0" w:line="240" w:lineRule="auto"/>
-        <w:ind w:left="-426"/>
+        <w:ind w:left="-900" w:right="-900"/>
         <w:rPr>
           <w:rFonts w:cstheme="minorHAnsi"/>
           <w:sz w:val="18"/>
@@ -3431,6 +3438,7 @@
           <w:szCs w:val="18"/>
           <w:lang w:val="it-IT"/>
         </w:rPr>
+        <w:tab/>
         <w:t xml:space="preserve">ing. {diriginte_nume}</w:t>
         <w:tab/>
         <w:t xml:space="preserve">ing.  {proiectant_reprezentant}</w:t>
@@ -3467,7 +3475,8 @@
     </w:p>
     <w:p>
       <w:pPr>
-        <w:pageBreakBefore/>
+        <w:keepNext/>
+        <w:keepLines/>
         <w:spacing w:before="120" w:after="0" w:line="23" w:lineRule="atLeast"/>
         <w:jc w:val="center"/>
         <w:rPr>
@@ -4053,7 +4062,8 @@
     </w:p>
     <w:p>
       <w:pPr>
-        <w:pageBreakBefore/>
+        <w:keepNext/>
+        <w:keepLines/>
         <w:tabs>
           <w:tab w:val="left" w:pos="2700"/>
         </w:tabs>
@@ -4619,7 +4629,8 @@
     </w:p>
     <w:p>
       <w:pPr>
-        <w:pageBreakBefore/>
+        <w:keepNext/>
+        <w:keepLines/>
         <w:spacing w:after="0"/>
         <w:jc w:val="center"/>
         <w:rPr>
@@ -5195,7 +5206,8 @@
     </w:p>
     <w:p>
       <w:pPr>
-        <w:pageBreakBefore/>
+        <w:keepNext/>
+        <w:keepLines/>
         <w:tabs>
           <w:tab w:val="left" w:pos="2700"/>
         </w:tabs>
@@ -5752,7 +5764,8 @@
     </w:p>
     <w:p>
       <w:pPr>
-        <w:pageBreakBefore/>
+        <w:keepNext/>
+        <w:keepLines/>
         <w:jc w:val="center"/>
         <w:rPr>
           <w:rFonts w:ascii="Calibri" w:eastAsia="Calibri" w:hAnsi="Calibri" w:cs="Arial"/>
@@ -6582,12 +6595,13 @@
     <w:p>
       <w:pPr>
         <w:tabs>
-          <w:tab w:val="left" w:pos="2100"/>
-          <w:tab w:val="left" w:pos="4100"/>
-          <w:tab w:val="left" w:pos="6000"/>
+          <w:tab w:val="center" w:pos="1353"/>
+          <w:tab w:val="center" w:pos="4060"/>
+          <w:tab w:val="center" w:pos="6766"/>
+          <w:tab w:val="center" w:pos="9473"/>
         </w:tabs>
         <w:spacing w:line="240" w:lineRule="auto"/>
-        <w:ind w:left="-426"/>
+        <w:ind w:left="-900" w:right="-900"/>
         <w:rPr>
           <w:rFonts w:eastAsia="Calibri" w:cstheme="minorHAnsi"/>
           <w:sz w:val="18"/>
@@ -6602,6 +6616,7 @@
           <w:szCs w:val="18"/>
           <w:lang w:val="it-IT"/>
         </w:rPr>
+        <w:tab/>
         <w:t xml:space="preserve">DIRIGINTE ȘANTIER,</w:t>
         <w:tab/>
         <w:t xml:space="preserve">PROIECTANT,</w:t>
@@ -6614,12 +6629,13 @@
     <w:p>
       <w:pPr>
         <w:tabs>
-          <w:tab w:val="left" w:pos="2100"/>
-          <w:tab w:val="left" w:pos="4100"/>
-          <w:tab w:val="left" w:pos="6000"/>
+          <w:tab w:val="center" w:pos="1353"/>
+          <w:tab w:val="center" w:pos="4060"/>
+          <w:tab w:val="center" w:pos="6766"/>
+          <w:tab w:val="center" w:pos="9473"/>
         </w:tabs>
         <w:spacing w:after="0" w:line="240" w:lineRule="auto"/>
-        <w:ind w:left="-426"/>
+        <w:ind w:left="-900" w:right="-900"/>
         <w:rPr>
           <w:rFonts w:cstheme="minorHAnsi"/>
           <w:sz w:val="18"/>
@@ -6634,6 +6650,7 @@
           <w:szCs w:val="18"/>
           <w:lang w:val="it-IT"/>
         </w:rPr>
+        <w:tab/>
         <w:t xml:space="preserve">ing. {diriginte_nume}</w:t>
         <w:tab/>
         <w:t xml:space="preserve">ing.  {proiectant_reprezentant}</w:t>
@@ -6684,7 +6701,8 @@
     </w:p>
     <w:p>
       <w:pPr>
-        <w:pageBreakBefore/>
+        <w:keepNext/>
+        <w:keepLines/>
         <w:tabs>
           <w:tab w:val="left" w:pos="2700"/>
         </w:tabs>
@@ -7229,7 +7247,8 @@
     </w:p>
     <w:p>
       <w:pPr>
-        <w:pageBreakBefore/>
+        <w:keepNext/>
+        <w:keepLines/>
         <w:tabs>
           <w:tab w:val="left" w:pos="2700"/>
         </w:tabs>

--- a/ing-assistant/templates/pv-cm.docx
+++ b/ing-assistant/templates/pv-cm.docx
@@ -568,6 +568,7 @@
     </w:p>
     <w:p>
       <w:pPr>
+        <w:keepNext/>
         <w:tabs>
           <w:tab w:val="left" w:pos="1755"/>
           <w:tab w:val="center" w:pos="4680"/>
@@ -606,6 +607,7 @@
     </w:p>
     <w:p>
       <w:pPr>
+        <w:keepNext/>
         <w:tabs>
           <w:tab w:val="left" w:pos="1755"/>
           <w:tab w:val="center" w:pos="4680"/>
@@ -621,6 +623,7 @@
     </w:p>
     <w:p>
       <w:pPr>
+        <w:keepNext/>
         <w:tabs>
           <w:tab w:val="left" w:pos="7365"/>
         </w:tabs>
@@ -644,6 +647,7 @@
     </w:p>
     <w:p>
       <w:pPr>
+        <w:keepNext/>
         <w:tabs>
           <w:tab w:val="left" w:pos="1755"/>
           <w:tab w:val="center" w:pos="4680"/>
@@ -659,6 +663,7 @@
     </w:p>
     <w:p>
       <w:pPr>
+        <w:keepNext/>
         <w:tabs>
           <w:tab w:val="left" w:pos="7365"/>
         </w:tabs>
@@ -682,6 +687,7 @@
     </w:p>
     <w:p>
       <w:pPr>
+        <w:keepNext/>
         <w:spacing w:after="200" w:line="240" w:lineRule="auto"/>
         <w:rPr>
           <w:rFonts w:ascii="Arial" w:eastAsiaTheme="minorEastAsia" w:hAnsi="Arial" w:cs="Arial"/>
@@ -692,6 +698,7 @@
     </w:p>
     <w:p>
       <w:pPr>
+        <w:keepNext/>
         <w:tabs>
           <w:tab w:val="left" w:pos="7365"/>
         </w:tabs>
@@ -716,6 +723,7 @@
     <w:bookmarkEnd w:id="5"/>
     <w:p>
       <w:pPr>
+        <w:keepNext/>
         <w:spacing w:after="200" w:line="240" w:lineRule="auto"/>
         <w:rPr>
           <w:rFonts w:ascii="Arial" w:eastAsiaTheme="minorEastAsia" w:hAnsi="Arial" w:cs="Arial"/>
@@ -1076,6 +1084,7 @@
     </w:p>
     <w:p>
       <w:pPr>
+        <w:keepNext/>
         <w:tabs>
           <w:tab w:val="left" w:pos="1755"/>
           <w:tab w:val="center" w:pos="4680"/>
@@ -1112,6 +1121,7 @@
     </w:p>
     <w:p>
       <w:pPr>
+        <w:keepNext/>
         <w:tabs>
           <w:tab w:val="left" w:pos="1755"/>
           <w:tab w:val="center" w:pos="4680"/>
@@ -1127,6 +1137,7 @@
     </w:p>
     <w:p>
       <w:pPr>
+        <w:keepNext/>
         <w:tabs>
           <w:tab w:val="left" w:pos="7365"/>
         </w:tabs>
@@ -1150,6 +1161,7 @@
     </w:p>
     <w:p>
       <w:pPr>
+        <w:keepNext/>
         <w:tabs>
           <w:tab w:val="left" w:pos="1755"/>
           <w:tab w:val="center" w:pos="4680"/>
@@ -1165,6 +1177,7 @@
     </w:p>
     <w:p>
       <w:pPr>
+        <w:keepNext/>
         <w:tabs>
           <w:tab w:val="left" w:pos="7365"/>
         </w:tabs>
@@ -1188,6 +1201,7 @@
     </w:p>
     <w:p>
       <w:pPr>
+        <w:keepNext/>
         <w:spacing w:after="200" w:line="240" w:lineRule="auto"/>
         <w:rPr>
           <w:rFonts w:ascii="Arial" w:eastAsiaTheme="minorEastAsia" w:hAnsi="Arial" w:cs="Arial"/>
@@ -1659,6 +1673,7 @@
     <w:bookmarkEnd w:id="7"/>
     <w:p>
       <w:pPr>
+        <w:keepNext/>
         <w:tabs>
           <w:tab w:val="left" w:pos="1755"/>
           <w:tab w:val="center" w:pos="4680"/>
@@ -1695,6 +1710,7 @@
     </w:p>
     <w:p>
       <w:pPr>
+        <w:keepNext/>
         <w:tabs>
           <w:tab w:val="left" w:pos="1755"/>
           <w:tab w:val="center" w:pos="4680"/>
@@ -1710,6 +1726,7 @@
     </w:p>
     <w:p>
       <w:pPr>
+        <w:keepNext/>
         <w:tabs>
           <w:tab w:val="left" w:pos="7365"/>
         </w:tabs>
@@ -1733,6 +1750,7 @@
     </w:p>
     <w:p>
       <w:pPr>
+        <w:keepNext/>
         <w:tabs>
           <w:tab w:val="left" w:pos="1755"/>
           <w:tab w:val="center" w:pos="4680"/>
@@ -1748,6 +1766,7 @@
     </w:p>
     <w:p>
       <w:pPr>
+        <w:keepNext/>
         <w:tabs>
           <w:tab w:val="left" w:pos="7365"/>
         </w:tabs>
@@ -1771,6 +1790,7 @@
     </w:p>
     <w:p>
       <w:pPr>
+        <w:keepNext/>
         <w:spacing w:after="200" w:line="240" w:lineRule="auto"/>
         <w:rPr>
           <w:rFonts w:ascii="Arial" w:eastAsiaTheme="minorEastAsia" w:hAnsi="Arial" w:cs="Arial"/>
@@ -2346,6 +2366,7 @@
     </w:p>
     <w:p>
       <w:pPr>
+        <w:keepNext/>
         <w:tabs>
           <w:tab w:val="left" w:pos="1755"/>
           <w:tab w:val="center" w:pos="4680"/>
@@ -2373,6 +2394,7 @@
     </w:p>
     <w:p>
       <w:pPr>
+        <w:keepNext/>
         <w:tabs>
           <w:tab w:val="left" w:pos="1755"/>
           <w:tab w:val="center" w:pos="4680"/>
@@ -2388,6 +2410,7 @@
     </w:p>
     <w:p>
       <w:pPr>
+        <w:keepNext/>
         <w:tabs>
           <w:tab w:val="left" w:pos="7365"/>
         </w:tabs>
@@ -2411,6 +2434,7 @@
     </w:p>
     <w:p>
       <w:pPr>
+        <w:keepNext/>
         <w:tabs>
           <w:tab w:val="left" w:pos="1755"/>
           <w:tab w:val="center" w:pos="4680"/>
@@ -2426,6 +2450,7 @@
     </w:p>
     <w:p>
       <w:pPr>
+        <w:keepNext/>
         <w:tabs>
           <w:tab w:val="left" w:pos="7365"/>
         </w:tabs>
@@ -2449,6 +2474,7 @@
     </w:p>
     <w:p>
       <w:pPr>
+        <w:keepNext/>
         <w:spacing w:after="200" w:line="240" w:lineRule="auto"/>
         <w:rPr>
           <w:rFonts w:ascii="Arial" w:eastAsiaTheme="minorEastAsia" w:hAnsi="Arial" w:cs="Arial"/>
@@ -2459,6 +2485,7 @@
     </w:p>
     <w:p>
       <w:pPr>
+        <w:keepNext/>
         <w:tabs>
           <w:tab w:val="left" w:pos="7365"/>
         </w:tabs>
@@ -2482,6 +2509,7 @@
     </w:p>
     <w:p>
       <w:pPr>
+        <w:keepNext/>
         <w:spacing w:after="200" w:line="240" w:lineRule="auto"/>
         <w:rPr>
           <w:rFonts w:ascii="Arial" w:eastAsiaTheme="minorEastAsia" w:hAnsi="Arial" w:cs="Arial"/>
@@ -3315,6 +3343,7 @@
     </w:p>
     <w:p>
       <w:pPr>
+        <w:keepNext/>
         <w:spacing w:after="0" w:line="240" w:lineRule="auto"/>
         <w:jc w:val="center"/>
         <w:rPr>
@@ -3338,6 +3367,7 @@
     </w:p>
     <w:p>
       <w:pPr>
+        <w:keepNext/>
         <w:spacing w:after="0" w:line="240" w:lineRule="auto"/>
         <w:rPr>
           <w:rFonts w:eastAsia="Calibri" w:cstheme="minorHAnsi"/>
@@ -3370,6 +3400,7 @@
     </w:p>
     <w:p>
       <w:pPr>
+        <w:keepNext/>
         <w:tabs>
           <w:tab w:val="center" w:pos="1353"/>
           <w:tab w:val="center" w:pos="4060"/>
@@ -3888,6 +3919,7 @@
     </w:p>
     <w:p>
       <w:pPr>
+        <w:keepNext/>
         <w:tabs>
           <w:tab w:val="left" w:pos="1755"/>
           <w:tab w:val="center" w:pos="4680"/>
@@ -3924,6 +3956,7 @@
     </w:p>
     <w:p>
       <w:pPr>
+        <w:keepNext/>
         <w:tabs>
           <w:tab w:val="left" w:pos="1755"/>
           <w:tab w:val="center" w:pos="4680"/>
@@ -3939,6 +3972,7 @@
     </w:p>
     <w:p>
       <w:pPr>
+        <w:keepNext/>
         <w:tabs>
           <w:tab w:val="left" w:pos="7365"/>
         </w:tabs>
@@ -3962,6 +3996,7 @@
     </w:p>
     <w:p>
       <w:pPr>
+        <w:keepNext/>
         <w:tabs>
           <w:tab w:val="left" w:pos="1755"/>
           <w:tab w:val="center" w:pos="4680"/>
@@ -3977,6 +4012,7 @@
     </w:p>
     <w:p>
       <w:pPr>
+        <w:keepNext/>
         <w:tabs>
           <w:tab w:val="left" w:pos="7365"/>
         </w:tabs>
@@ -4000,6 +4036,7 @@
     </w:p>
     <w:p>
       <w:pPr>
+        <w:keepNext/>
         <w:spacing w:after="200" w:line="240" w:lineRule="auto"/>
         <w:rPr>
           <w:rFonts w:ascii="Arial" w:eastAsiaTheme="minorEastAsia" w:hAnsi="Arial" w:cs="Arial"/>
@@ -4431,6 +4468,7 @@
     </w:p>
     <w:p>
       <w:pPr>
+        <w:keepNext/>
         <w:tabs>
           <w:tab w:val="left" w:pos="1755"/>
           <w:tab w:val="center" w:pos="4680"/>
@@ -4469,6 +4507,7 @@
     </w:p>
     <w:p>
       <w:pPr>
+        <w:keepNext/>
         <w:tabs>
           <w:tab w:val="left" w:pos="1755"/>
           <w:tab w:val="center" w:pos="4680"/>
@@ -4484,6 +4523,7 @@
     </w:p>
     <w:p>
       <w:pPr>
+        <w:keepNext/>
         <w:tabs>
           <w:tab w:val="left" w:pos="7365"/>
         </w:tabs>
@@ -4507,6 +4547,7 @@
     </w:p>
     <w:p>
       <w:pPr>
+        <w:keepNext/>
         <w:tabs>
           <w:tab w:val="left" w:pos="1755"/>
           <w:tab w:val="center" w:pos="4680"/>
@@ -4522,6 +4563,7 @@
     </w:p>
     <w:p>
       <w:pPr>
+        <w:keepNext/>
         <w:tabs>
           <w:tab w:val="left" w:pos="7365"/>
         </w:tabs>
@@ -4545,6 +4587,7 @@
     </w:p>
     <w:p>
       <w:pPr>
+        <w:keepNext/>
         <w:spacing w:after="200" w:line="240" w:lineRule="auto"/>
         <w:rPr>
           <w:rFonts w:ascii="Arial" w:eastAsiaTheme="minorEastAsia" w:hAnsi="Arial" w:cs="Arial"/>
@@ -4555,6 +4598,7 @@
     </w:p>
     <w:p>
       <w:pPr>
+        <w:keepNext/>
         <w:tabs>
           <w:tab w:val="left" w:pos="7365"/>
         </w:tabs>
@@ -4578,6 +4622,7 @@
     </w:p>
     <w:p>
       <w:pPr>
+        <w:keepNext/>
         <w:spacing w:after="200" w:line="240" w:lineRule="auto"/>
         <w:rPr>
           <w:rFonts w:ascii="Arial" w:eastAsiaTheme="minorEastAsia" w:hAnsi="Arial" w:cs="Arial"/>
@@ -5022,6 +5067,7 @@
     </w:p>
     <w:p>
       <w:pPr>
+        <w:keepNext/>
         <w:tabs>
           <w:tab w:val="left" w:pos="1755"/>
           <w:tab w:val="center" w:pos="4680"/>
@@ -5058,6 +5104,7 @@
     </w:p>
     <w:p>
       <w:pPr>
+        <w:keepNext/>
         <w:tabs>
           <w:tab w:val="left" w:pos="1755"/>
           <w:tab w:val="center" w:pos="4680"/>
@@ -5073,6 +5120,7 @@
     </w:p>
     <w:p>
       <w:pPr>
+        <w:keepNext/>
         <w:tabs>
           <w:tab w:val="left" w:pos="7365"/>
         </w:tabs>
@@ -5096,6 +5144,7 @@
     </w:p>
     <w:p>
       <w:pPr>
+        <w:keepNext/>
         <w:tabs>
           <w:tab w:val="left" w:pos="1755"/>
           <w:tab w:val="center" w:pos="4680"/>
@@ -5111,6 +5160,7 @@
     </w:p>
     <w:p>
       <w:pPr>
+        <w:keepNext/>
         <w:tabs>
           <w:tab w:val="left" w:pos="7365"/>
         </w:tabs>
@@ -5134,6 +5184,7 @@
     </w:p>
     <w:p>
       <w:pPr>
+        <w:keepNext/>
         <w:spacing w:after="200" w:line="240" w:lineRule="auto"/>
         <w:rPr>
           <w:rFonts w:ascii="Arial" w:eastAsiaTheme="minorEastAsia" w:hAnsi="Arial" w:cs="Arial"/>
@@ -5565,6 +5616,7 @@
     </w:p>
     <w:p>
       <w:pPr>
+        <w:keepNext/>
         <w:tabs>
           <w:tab w:val="left" w:pos="1755"/>
           <w:tab w:val="center" w:pos="4680"/>
@@ -5597,6 +5649,7 @@
     </w:p>
     <w:p>
       <w:pPr>
+        <w:keepNext/>
         <w:tabs>
           <w:tab w:val="left" w:pos="1755"/>
           <w:tab w:val="center" w:pos="4680"/>
@@ -5612,6 +5665,7 @@
     </w:p>
     <w:p>
       <w:pPr>
+        <w:keepNext/>
         <w:tabs>
           <w:tab w:val="left" w:pos="7365"/>
         </w:tabs>
@@ -5635,6 +5689,7 @@
     </w:p>
     <w:p>
       <w:pPr>
+        <w:keepNext/>
         <w:tabs>
           <w:tab w:val="left" w:pos="1755"/>
           <w:tab w:val="center" w:pos="4680"/>
@@ -5650,6 +5705,7 @@
     </w:p>
     <w:p>
       <w:pPr>
+        <w:keepNext/>
         <w:tabs>
           <w:tab w:val="left" w:pos="7365"/>
         </w:tabs>
@@ -5673,6 +5729,7 @@
     </w:p>
     <w:p>
       <w:pPr>
+        <w:keepNext/>
         <w:spacing w:after="200" w:line="240" w:lineRule="auto"/>
         <w:rPr>
           <w:rFonts w:ascii="Arial" w:eastAsiaTheme="minorEastAsia" w:hAnsi="Arial" w:cs="Arial"/>
@@ -5683,6 +5740,7 @@
     </w:p>
     <w:p>
       <w:pPr>
+        <w:keepNext/>
         <w:tabs>
           <w:tab w:val="left" w:pos="7365"/>
         </w:tabs>
@@ -5706,6 +5764,7 @@
     </w:p>
     <w:p>
       <w:pPr>
+        <w:keepNext/>
         <w:spacing w:after="200" w:line="240" w:lineRule="auto"/>
         <w:rPr>
           <w:rFonts w:ascii="Arial" w:eastAsiaTheme="minorEastAsia" w:hAnsi="Arial" w:cs="Arial"/>
@@ -6538,6 +6597,7 @@
     </w:p>
     <w:p>
       <w:pPr>
+        <w:keepNext/>
         <w:spacing w:after="0" w:line="240" w:lineRule="auto"/>
         <w:jc w:val="center"/>
         <w:rPr>
@@ -6561,6 +6621,7 @@
     </w:p>
     <w:p>
       <w:pPr>
+        <w:keepNext/>
         <w:spacing w:after="0" w:line="240" w:lineRule="auto"/>
         <w:rPr>
           <w:rFonts w:eastAsia="Calibri" w:cstheme="minorHAnsi"/>
@@ -6594,6 +6655,7 @@
     <w:bookmarkEnd w:id="15"/>
     <w:p>
       <w:pPr>
+        <w:keepNext/>
         <w:tabs>
           <w:tab w:val="center" w:pos="1353"/>
           <w:tab w:val="center" w:pos="4060"/>
@@ -7061,6 +7123,7 @@
     </w:p>
     <w:p>
       <w:pPr>
+        <w:keepNext/>
         <w:tabs>
           <w:tab w:val="left" w:pos="1755"/>
           <w:tab w:val="center" w:pos="4680"/>
@@ -7094,6 +7157,7 @@
     </w:p>
     <w:p>
       <w:pPr>
+        <w:keepNext/>
         <w:tabs>
           <w:tab w:val="left" w:pos="1755"/>
           <w:tab w:val="center" w:pos="4680"/>
@@ -7109,6 +7173,7 @@
     </w:p>
     <w:p>
       <w:pPr>
+        <w:keepNext/>
         <w:tabs>
           <w:tab w:val="left" w:pos="7365"/>
         </w:tabs>
@@ -7132,6 +7197,7 @@
     </w:p>
     <w:p>
       <w:pPr>
+        <w:keepNext/>
         <w:tabs>
           <w:tab w:val="left" w:pos="1755"/>
           <w:tab w:val="center" w:pos="4680"/>
@@ -7147,6 +7213,7 @@
     </w:p>
     <w:p>
       <w:pPr>
+        <w:keepNext/>
         <w:tabs>
           <w:tab w:val="left" w:pos="7365"/>
         </w:tabs>
@@ -7170,6 +7237,7 @@
     </w:p>
     <w:p>
       <w:pPr>
+        <w:keepNext/>
         <w:spacing w:after="200" w:line="240" w:lineRule="auto"/>
         <w:rPr>
           <w:rFonts w:ascii="Arial" w:eastAsiaTheme="minorEastAsia" w:hAnsi="Arial" w:cs="Arial"/>
@@ -7670,6 +7738,7 @@
     <w:bookmarkEnd w:id="16"/>
     <w:p>
       <w:pPr>
+        <w:keepNext/>
         <w:tabs>
           <w:tab w:val="left" w:pos="1755"/>
           <w:tab w:val="center" w:pos="4680"/>
@@ -7706,6 +7775,7 @@
     </w:p>
     <w:p>
       <w:pPr>
+        <w:keepNext/>
         <w:tabs>
           <w:tab w:val="left" w:pos="1755"/>
           <w:tab w:val="center" w:pos="4680"/>
@@ -7721,6 +7791,7 @@
     </w:p>
     <w:p>
       <w:pPr>
+        <w:keepNext/>
         <w:tabs>
           <w:tab w:val="left" w:pos="7365"/>
         </w:tabs>
@@ -7744,6 +7815,7 @@
     </w:p>
     <w:p>
       <w:pPr>
+        <w:keepNext/>
         <w:tabs>
           <w:tab w:val="left" w:pos="1755"/>
           <w:tab w:val="center" w:pos="4680"/>
@@ -7759,6 +7831,7 @@
     </w:p>
     <w:p>
       <w:pPr>
+        <w:keepNext/>
         <w:tabs>
           <w:tab w:val="left" w:pos="7365"/>
         </w:tabs>
@@ -7782,6 +7855,7 @@
     </w:p>
     <w:p>
       <w:pPr>
+        <w:keepNext/>
         <w:spacing w:after="200" w:line="240" w:lineRule="auto"/>
         <w:rPr>
           <w:rFonts w:ascii="Arial" w:eastAsiaTheme="minorEastAsia" w:hAnsi="Arial" w:cs="Arial"/>
@@ -7792,6 +7866,7 @@
     </w:p>
     <w:p>
       <w:pPr>
+        <w:keepNext/>
         <w:tabs>
           <w:tab w:val="left" w:pos="7365"/>
         </w:tabs>
@@ -7815,6 +7890,7 @@
     </w:p>
     <w:p>
       <w:pPr>
+        <w:keepNext/>
         <w:spacing w:after="200" w:line="240" w:lineRule="auto"/>
         <w:rPr>
           <w:rFonts w:ascii="Arial" w:eastAsiaTheme="minorEastAsia" w:hAnsi="Arial" w:cs="Arial"/>

--- a/ing-assistant/templates/pv-cm.docx
+++ b/ing-assistant/templates/pv-cm.docx
@@ -805,6 +805,7 @@
       <w:pPr>
         <w:keepNext/>
         <w:keepLines/>
+        <w:pageBreakBefore/>
         <w:tabs>
           <w:tab w:val="left" w:pos="2700"/>
         </w:tabs>
@@ -1289,6 +1290,7 @@
       <w:pPr>
         <w:keepNext/>
         <w:keepLines/>
+        <w:pageBreakBefore/>
         <w:spacing w:line="278" w:lineRule="auto"/>
         <w:ind w:left="720" w:firstLine="720"/>
         <w:rPr>
@@ -1846,6 +1848,7 @@
       <w:pPr>
         <w:keepNext/>
         <w:keepLines/>
+        <w:pageBreakBefore/>
         <w:spacing w:before="120" w:after="0" w:line="23" w:lineRule="atLeast"/>
         <w:jc w:val="center"/>
         <w:rPr>
@@ -2558,6 +2561,7 @@
       <w:pPr>
         <w:keepNext/>
         <w:keepLines/>
+        <w:pageBreakBefore/>
         <w:jc w:val="center"/>
         <w:rPr>
           <w:rFonts w:ascii="Calibri" w:eastAsia="Calibri" w:hAnsi="Calibri" w:cs="Arial"/>
@@ -3508,6 +3512,7 @@
       <w:pPr>
         <w:keepNext/>
         <w:keepLines/>
+        <w:pageBreakBefore/>
         <w:spacing w:before="120" w:after="0" w:line="23" w:lineRule="atLeast"/>
         <w:jc w:val="center"/>
         <w:rPr>
@@ -4101,6 +4106,7 @@
       <w:pPr>
         <w:keepNext/>
         <w:keepLines/>
+        <w:pageBreakBefore/>
         <w:tabs>
           <w:tab w:val="left" w:pos="2700"/>
         </w:tabs>
@@ -4676,6 +4682,7 @@
       <w:pPr>
         <w:keepNext/>
         <w:keepLines/>
+        <w:pageBreakBefore/>
         <w:spacing w:after="0"/>
         <w:jc w:val="center"/>
         <w:rPr>
@@ -5259,6 +5266,7 @@
       <w:pPr>
         <w:keepNext/>
         <w:keepLines/>
+        <w:pageBreakBefore/>
         <w:tabs>
           <w:tab w:val="left" w:pos="2700"/>
         </w:tabs>
@@ -5825,6 +5833,7 @@
       <w:pPr>
         <w:keepNext/>
         <w:keepLines/>
+        <w:pageBreakBefore/>
         <w:jc w:val="center"/>
         <w:rPr>
           <w:rFonts w:ascii="Calibri" w:eastAsia="Calibri" w:hAnsi="Calibri" w:cs="Arial"/>
@@ -6765,6 +6774,7 @@
       <w:pPr>
         <w:keepNext/>
         <w:keepLines/>
+        <w:pageBreakBefore/>
         <w:tabs>
           <w:tab w:val="left" w:pos="2700"/>
         </w:tabs>
@@ -7317,6 +7327,7 @@
       <w:pPr>
         <w:keepNext/>
         <w:keepLines/>
+        <w:pageBreakBefore/>
         <w:tabs>
           <w:tab w:val="left" w:pos="2700"/>
         </w:tabs>

--- a/ing-assistant/templates/pv-cm.docx
+++ b/ing-assistant/templates/pv-cm.docx
@@ -759,6 +759,7 @@
     <w:bookmarkEnd w:id="6"/>
     <w:p>
       <w:pPr>
+        <w:pageBreakBefore/>
         <w:tabs>
           <w:tab w:val="left" w:pos="2700"/>
         </w:tabs>
@@ -784,7 +785,6 @@
           <w:rFonts w:ascii="Arial" w:hAnsi="Arial" w:cs="Arial"/>
           <w:b/>
         </w:rPr>
-        <w:br w:type="page"/>
       </w:r>
     </w:p>
     <w:p>
@@ -803,9 +803,7 @@
     </w:p>
     <w:p>
       <w:pPr>
-        <w:keepNext/>
         <w:keepLines/>
-        <w:pageBreakBefore/>
         <w:tabs>
           <w:tab w:val="left" w:pos="2700"/>
         </w:tabs>
@@ -1237,6 +1235,7 @@
     </w:p>
     <w:p>
       <w:pPr>
+        <w:pageBreakBefore/>
         <w:tabs>
           <w:tab w:val="left" w:pos="7365"/>
         </w:tabs>
@@ -1272,7 +1271,6 @@
           <w:b/>
           <w:lang w:val="ro-RO"/>
         </w:rPr>
-        <w:br w:type="page"/>
       </w:r>
     </w:p>
     <w:p>
@@ -1288,9 +1286,7 @@
     </w:p>
     <w:p>
       <w:pPr>
-        <w:keepNext/>
         <w:keepLines/>
-        <w:pageBreakBefore/>
         <w:spacing w:line="278" w:lineRule="auto"/>
         <w:ind w:left="720" w:firstLine="720"/>
         <w:rPr>
@@ -1826,6 +1822,7 @@
     </w:p>
     <w:p>
       <w:pPr>
+        <w:pageBreakBefore/>
         <w:spacing w:before="120" w:after="0" w:line="23" w:lineRule="atLeast"/>
         <w:rPr>
           <w:rFonts w:ascii="Arial" w:hAnsi="Arial" w:cs="Arial"/>
@@ -1846,9 +1843,7 @@
     </w:p>
     <w:p>
       <w:pPr>
-        <w:keepNext/>
         <w:keepLines/>
-        <w:pageBreakBefore/>
         <w:spacing w:before="120" w:after="0" w:line="23" w:lineRule="atLeast"/>
         <w:jc w:val="center"/>
         <w:rPr>
@@ -2547,6 +2542,7 @@
     </w:p>
     <w:p>
       <w:pPr>
+        <w:pageBreakBefore/>
         <w:jc w:val="center"/>
         <w:rPr>
           <w:rFonts w:cs="Arial"/>
@@ -2559,9 +2555,7 @@
     </w:p>
     <w:p>
       <w:pPr>
-        <w:keepNext/>
         <w:keepLines/>
-        <w:pageBreakBefore/>
         <w:jc w:val="center"/>
         <w:rPr>
           <w:rFonts w:ascii="Calibri" w:eastAsia="Calibri" w:hAnsi="Calibri" w:cs="Arial"/>
@@ -3406,13 +3400,13 @@
       <w:pPr>
         <w:keepNext/>
         <w:tabs>
-          <w:tab w:val="center" w:pos="1353"/>
-          <w:tab w:val="center" w:pos="4060"/>
-          <w:tab w:val="center" w:pos="6766"/>
-          <w:tab w:val="center" w:pos="9473"/>
+          <w:tab w:val="center" w:pos="1478"/>
+          <w:tab w:val="center" w:pos="4435"/>
+          <w:tab w:val="center" w:pos="7391"/>
+          <w:tab w:val="center" w:pos="10348"/>
         </w:tabs>
         <w:spacing w:line="240" w:lineRule="auto"/>
-        <w:ind w:left="-900" w:right="-900"/>
+        <w:ind w:left="-1400" w:right="-1400"/>
         <w:rPr>
           <w:rFonts w:eastAsia="Calibri" w:cstheme="minorHAnsi"/>
           <w:sz w:val="18"/>
@@ -3452,25 +3446,25 @@
     <w:p>
       <w:pPr>
         <w:tabs>
-          <w:tab w:val="center" w:pos="1353"/>
-          <w:tab w:val="center" w:pos="4060"/>
-          <w:tab w:val="center" w:pos="6766"/>
-          <w:tab w:val="center" w:pos="9473"/>
+          <w:tab w:val="center" w:pos="1478"/>
+          <w:tab w:val="center" w:pos="4435"/>
+          <w:tab w:val="center" w:pos="7391"/>
+          <w:tab w:val="center" w:pos="10348"/>
         </w:tabs>
         <w:spacing w:after="0" w:line="240" w:lineRule="auto"/>
-        <w:ind w:left="-900" w:right="-900"/>
-        <w:rPr>
-          <w:rFonts w:cstheme="minorHAnsi"/>
-          <w:sz w:val="18"/>
-          <w:szCs w:val="18"/>
-          <w:lang w:val="it-IT"/>
-        </w:rPr>
-      </w:pPr>
-      <w:r>
-        <w:rPr>
-          <w:rFonts w:cstheme="minorHAnsi"/>
-          <w:sz w:val="18"/>
-          <w:szCs w:val="18"/>
+        <w:ind w:left="-1400" w:right="-1400"/>
+        <w:rPr>
+          <w:rFonts w:cstheme="minorHAnsi"/>
+          <w:sz w:val="14"/>
+          <w:szCs w:val="14"/>
+          <w:lang w:val="it-IT"/>
+        </w:rPr>
+      </w:pPr>
+      <w:r>
+        <w:rPr>
+          <w:rFonts w:cstheme="minorHAnsi"/>
+          <w:sz w:val="14"/>
+          <w:szCs w:val="14"/>
           <w:lang w:val="it-IT"/>
         </w:rPr>
         <w:tab/>
@@ -3486,6 +3480,7 @@
     <w:bookmarkEnd w:id="11"/>
     <w:p>
       <w:pPr>
+        <w:pageBreakBefore/>
         <w:spacing w:before="120" w:after="0" w:line="23" w:lineRule="atLeast"/>
         <w:rPr>
           <w:rFonts w:ascii="Arial" w:eastAsiaTheme="minorEastAsia" w:hAnsi="Arial" w:cs="Arial"/>
@@ -3510,9 +3505,7 @@
     </w:p>
     <w:p>
       <w:pPr>
-        <w:keepNext/>
         <w:keepLines/>
-        <w:pageBreakBefore/>
         <w:spacing w:before="120" w:after="0" w:line="23" w:lineRule="atLeast"/>
         <w:jc w:val="center"/>
         <w:rPr>
@@ -4075,6 +4068,7 @@
     </w:p>
     <w:p>
       <w:pPr>
+        <w:pageBreakBefore/>
         <w:spacing w:after="0" w:line="240" w:lineRule="auto"/>
         <w:rPr>
           <w:rFonts w:ascii="Arial" w:hAnsi="Arial" w:cs="Arial"/>
@@ -4104,9 +4098,7 @@
     </w:p>
     <w:p>
       <w:pPr>
-        <w:keepNext/>
         <w:keepLines/>
-        <w:pageBreakBefore/>
         <w:tabs>
           <w:tab w:val="left" w:pos="2700"/>
         </w:tabs>
@@ -4663,6 +4655,7 @@
     </w:p>
     <w:p>
       <w:pPr>
+        <w:pageBreakBefore/>
         <w:rPr>
           <w:rFonts w:ascii="Arial" w:hAnsi="Arial" w:cs="Arial"/>
           <w:lang w:val="ro-RO"/>
@@ -4680,9 +4673,7 @@
     </w:p>
     <w:p>
       <w:pPr>
-        <w:keepNext/>
         <w:keepLines/>
-        <w:pageBreakBefore/>
         <w:spacing w:after="0"/>
         <w:jc w:val="center"/>
         <w:rPr>
@@ -5225,6 +5216,7 @@
     </w:p>
     <w:p>
       <w:pPr>
+        <w:pageBreakBefore/>
         <w:tabs>
           <w:tab w:val="left" w:pos="2700"/>
         </w:tabs>
@@ -5264,9 +5256,7 @@
     </w:p>
     <w:p>
       <w:pPr>
-        <w:keepNext/>
         <w:keepLines/>
-        <w:pageBreakBefore/>
         <w:tabs>
           <w:tab w:val="left" w:pos="2700"/>
         </w:tabs>
@@ -5807,6 +5797,7 @@
     </w:p>
     <w:p>
       <w:pPr>
+        <w:pageBreakBefore/>
         <w:jc w:val="center"/>
         <w:rPr>
           <w:rFonts w:cs="Arial"/>
@@ -5831,9 +5822,7 @@
     </w:p>
     <w:p>
       <w:pPr>
-        <w:keepNext/>
         <w:keepLines/>
-        <w:pageBreakBefore/>
         <w:jc w:val="center"/>
         <w:rPr>
           <w:rFonts w:ascii="Calibri" w:eastAsia="Calibri" w:hAnsi="Calibri" w:cs="Arial"/>
@@ -6666,13 +6655,13 @@
       <w:pPr>
         <w:keepNext/>
         <w:tabs>
-          <w:tab w:val="center" w:pos="1353"/>
-          <w:tab w:val="center" w:pos="4060"/>
-          <w:tab w:val="center" w:pos="6766"/>
-          <w:tab w:val="center" w:pos="9473"/>
+          <w:tab w:val="center" w:pos="1478"/>
+          <w:tab w:val="center" w:pos="4435"/>
+          <w:tab w:val="center" w:pos="7391"/>
+          <w:tab w:val="center" w:pos="10348"/>
         </w:tabs>
         <w:spacing w:line="240" w:lineRule="auto"/>
-        <w:ind w:left="-900" w:right="-900"/>
+        <w:ind w:left="-1400" w:right="-1400"/>
         <w:rPr>
           <w:rFonts w:eastAsia="Calibri" w:cstheme="minorHAnsi"/>
           <w:sz w:val="18"/>
@@ -6700,25 +6689,25 @@
     <w:p>
       <w:pPr>
         <w:tabs>
-          <w:tab w:val="center" w:pos="1353"/>
-          <w:tab w:val="center" w:pos="4060"/>
-          <w:tab w:val="center" w:pos="6766"/>
-          <w:tab w:val="center" w:pos="9473"/>
+          <w:tab w:val="center" w:pos="1478"/>
+          <w:tab w:val="center" w:pos="4435"/>
+          <w:tab w:val="center" w:pos="7391"/>
+          <w:tab w:val="center" w:pos="10348"/>
         </w:tabs>
         <w:spacing w:after="0" w:line="240" w:lineRule="auto"/>
-        <w:ind w:left="-900" w:right="-900"/>
-        <w:rPr>
-          <w:rFonts w:cstheme="minorHAnsi"/>
-          <w:sz w:val="18"/>
-          <w:szCs w:val="18"/>
-          <w:lang w:val="it-IT"/>
-        </w:rPr>
-      </w:pPr>
-      <w:r>
-        <w:rPr>
-          <w:rFonts w:cstheme="minorHAnsi"/>
-          <w:sz w:val="18"/>
-          <w:szCs w:val="18"/>
+        <w:ind w:left="-1400" w:right="-1400"/>
+        <w:rPr>
+          <w:rFonts w:cstheme="minorHAnsi"/>
+          <w:sz w:val="14"/>
+          <w:szCs w:val="14"/>
+          <w:lang w:val="it-IT"/>
+        </w:rPr>
+      </w:pPr>
+      <w:r>
+        <w:rPr>
+          <w:rFonts w:cstheme="minorHAnsi"/>
+          <w:sz w:val="14"/>
+          <w:szCs w:val="14"/>
           <w:lang w:val="it-IT"/>
         </w:rPr>
         <w:tab/>
@@ -6733,6 +6722,7 @@
     </w:p>
     <w:p>
       <w:pPr>
+        <w:pageBreakBefore/>
         <w:tabs>
           <w:tab w:val="left" w:pos="7365"/>
         </w:tabs>
@@ -6772,9 +6762,7 @@
     </w:p>
     <w:p>
       <w:pPr>
-        <w:keepNext/>
         <w:keepLines/>
-        <w:pageBreakBefore/>
         <w:tabs>
           <w:tab w:val="left" w:pos="2700"/>
         </w:tabs>
@@ -7281,6 +7269,7 @@
     </w:p>
     <w:p>
       <w:pPr>
+        <w:pageBreakBefore/>
         <w:rPr>
           <w:rFonts w:ascii="Arial" w:hAnsi="Arial" w:cs="Arial"/>
         </w:rPr>
@@ -7325,9 +7314,7 @@
     </w:p>
     <w:p>
       <w:pPr>
-        <w:keepNext/>
         <w:keepLines/>
-        <w:pageBreakBefore/>
         <w:tabs>
           <w:tab w:val="left" w:pos="2700"/>
         </w:tabs>

--- a/ing-assistant/templates/pv-cm.docx
+++ b/ing-assistant/templates/pv-cm.docx
@@ -3414,8 +3414,6 @@
           <w:lang w:val="it-IT"/>
         </w:rPr>
       </w:pPr>
-      <w:bookmarkStart w:id="10" w:name="_Hlk200452050"/>
-      <w:bookmarkEnd w:id="8"/>
       <w:r>
         <w:rPr>
           <w:rFonts w:cstheme="minorHAnsi"/>
@@ -3423,24 +3421,11 @@
           <w:szCs w:val="18"/>
           <w:lang w:val="it-IT"/>
         </w:rPr>
-        <w:t xml:space="preserve">       </w:t>
-      </w:r>
-      <w:bookmarkStart w:id="11" w:name="_Hlk200446815"/>
-      <w:r>
-        <w:rPr>
-          <w:rFonts w:cstheme="minorHAnsi"/>
-          <w:sz w:val="18"/>
-          <w:szCs w:val="18"/>
-          <w:lang w:val="it-IT"/>
-        </w:rPr>
+        <w:t xml:space="preserve">                                     DIRIGINTE ȘANTIER,                              PROIECTANT,</w:t>
         <w:tab/>
-        <w:t xml:space="preserve">DIRIGINTE ȘANTIER,</w:t>
+        <w:t xml:space="preserve">                                              CONSTRUCTOR</w:t>
         <w:tab/>
-        <w:t xml:space="preserve">PROIECTANT,</w:t>
-        <w:tab/>
-        <w:t xml:space="preserve">CONSTRUCTOR</w:t>
-        <w:tab/>
-        <w:t xml:space="preserve">R.T.E.,</w:t>
+        <w:t xml:space="preserve">                                     R.T.E.,</w:t>
       </w:r>
     </w:p>
     <w:p>
@@ -3467,12 +3452,21 @@
           <w:szCs w:val="14"/>
           <w:lang w:val="it-IT"/>
         </w:rPr>
-        <w:tab/>
+        <w:t xml:space="preserve">                                                 </w:t>
+      </w:r>
+      <w:r>
+        <w:rPr>
+          <w:rFonts w:cstheme="minorHAnsi"/>
+          <w:sz w:val="18"/>
+          <w:szCs w:val="18"/>
+          <w:lang w:val="it-IT"/>
+        </w:rPr>
         <w:t xml:space="preserve">ing. {diriginte_nume}</w:t>
-        <w:tab/>
+        <w:t xml:space="preserve">                        </w:t>
         <w:t xml:space="preserve">ing.  {proiectant_reprezentant}</w:t>
-        <w:tab/>
+        <w:t xml:space="preserve">                                      </w:t>
         <w:t xml:space="preserve">Ing. {constructor_reprezentant}</w:t>
+        <w:t xml:space="preserve">              </w:t>
         <w:tab/>
         <w:t xml:space="preserve">Ing. {rte_nume}</w:t>
       </w:r>
@@ -6676,14 +6670,11 @@
           <w:szCs w:val="18"/>
           <w:lang w:val="it-IT"/>
         </w:rPr>
+        <w:t xml:space="preserve">                                     DIRIGINTE ȘANTIER,                              PROIECTANT,</w:t>
         <w:tab/>
-        <w:t xml:space="preserve">DIRIGINTE ȘANTIER,</w:t>
+        <w:t xml:space="preserve">                                              CONSTRUCTOR</w:t>
         <w:tab/>
-        <w:t xml:space="preserve">PROIECTANT,</w:t>
-        <w:tab/>
-        <w:t xml:space="preserve">CONSTRUCTOR</w:t>
-        <w:tab/>
-        <w:t xml:space="preserve">R.T.E.,</w:t>
+        <w:t xml:space="preserve">                                     R.T.E.,</w:t>
       </w:r>
     </w:p>
     <w:p>
@@ -6710,12 +6701,21 @@
           <w:szCs w:val="14"/>
           <w:lang w:val="it-IT"/>
         </w:rPr>
-        <w:tab/>
+        <w:t xml:space="preserve">                                                 </w:t>
+      </w:r>
+      <w:r>
+        <w:rPr>
+          <w:rFonts w:cstheme="minorHAnsi"/>
+          <w:sz w:val="18"/>
+          <w:szCs w:val="18"/>
+          <w:lang w:val="it-IT"/>
+        </w:rPr>
         <w:t xml:space="preserve">ing. {diriginte_nume}</w:t>
-        <w:tab/>
+        <w:t xml:space="preserve">                        </w:t>
         <w:t xml:space="preserve">ing.  {proiectant_reprezentant}</w:t>
-        <w:tab/>
+        <w:t xml:space="preserve">                                      </w:t>
         <w:t xml:space="preserve">Ing. {constructor_reprezentant}</w:t>
+        <w:t xml:space="preserve">              </w:t>
         <w:tab/>
         <w:t xml:space="preserve">Ing. {rte_nume}</w:t>
       </w:r>

--- a/ing-assistant/templates/pv-cm.docx
+++ b/ing-assistant/templates/pv-cm.docx
@@ -1235,7 +1235,6 @@
     </w:p>
     <w:p>
       <w:pPr>
-        <w:pageBreakBefore/>
         <w:tabs>
           <w:tab w:val="left" w:pos="7365"/>
         </w:tabs>
@@ -3400,15 +3399,15 @@
       <w:pPr>
         <w:keepNext/>
         <w:tabs>
-          <w:tab w:val="center" w:pos="1478"/>
-          <w:tab w:val="center" w:pos="4435"/>
-          <w:tab w:val="center" w:pos="7391"/>
-          <w:tab w:val="center" w:pos="10348"/>
+          <w:tab w:val="left" w:pos="100"/>
+          <w:tab w:val="left" w:pos="2100"/>
+          <w:tab w:val="left" w:pos="4300"/>
+          <w:tab w:val="left" w:pos="6100"/>
         </w:tabs>
         <w:spacing w:line="240" w:lineRule="auto"/>
         <w:ind w:left="-1400" w:right="-1400"/>
         <w:rPr>
-          <w:rFonts w:eastAsia="Calibri" w:cstheme="minorHAnsi"/>
+          <w:rFonts w:cstheme="minorHAnsi"/>
           <w:sz w:val="18"/>
           <w:szCs w:val="18"/>
           <w:lang w:val="it-IT"/>
@@ -3421,52 +3420,46 @@
           <w:szCs w:val="18"/>
           <w:lang w:val="it-IT"/>
         </w:rPr>
-        <w:t xml:space="preserve">                                     DIRIGINTE ȘANTIER,                              PROIECTANT,</w:t>
         <w:tab/>
-        <w:t xml:space="preserve">                                              CONSTRUCTOR</w:t>
+        <w:t xml:space="preserve">DIRIGINTE ȘANTIER,</w:t>
         <w:tab/>
-        <w:t xml:space="preserve">                                     R.T.E.,</w:t>
-      </w:r>
-    </w:p>
-    <w:p>
-      <w:pPr>
-        <w:tabs>
-          <w:tab w:val="center" w:pos="1478"/>
-          <w:tab w:val="center" w:pos="4435"/>
-          <w:tab w:val="center" w:pos="7391"/>
-          <w:tab w:val="center" w:pos="10348"/>
+        <w:t xml:space="preserve">PROIECTANT,</w:t>
+        <w:tab/>
+        <w:t xml:space="preserve">CONSTRUCTOR</w:t>
+        <w:tab/>
+        <w:t xml:space="preserve">R.T.E.,</w:t>
+      </w:r>
+    </w:p>
+    <w:p>
+      <w:pPr>
+        <w:tabs>
+          <w:tab w:val="left" w:pos="100"/>
+          <w:tab w:val="left" w:pos="2100"/>
+          <w:tab w:val="left" w:pos="4300"/>
+          <w:tab w:val="left" w:pos="6100"/>
         </w:tabs>
         <w:spacing w:after="0" w:line="240" w:lineRule="auto"/>
         <w:ind w:left="-1400" w:right="-1400"/>
         <w:rPr>
           <w:rFonts w:cstheme="minorHAnsi"/>
-          <w:sz w:val="14"/>
-          <w:szCs w:val="14"/>
-          <w:lang w:val="it-IT"/>
-        </w:rPr>
-      </w:pPr>
-      <w:r>
-        <w:rPr>
-          <w:rFonts w:cstheme="minorHAnsi"/>
-          <w:sz w:val="14"/>
-          <w:szCs w:val="14"/>
-          <w:lang w:val="it-IT"/>
-        </w:rPr>
-        <w:t xml:space="preserve">                                                 </w:t>
-      </w:r>
-      <w:r>
-        <w:rPr>
-          <w:rFonts w:cstheme="minorHAnsi"/>
           <w:sz w:val="18"/>
           <w:szCs w:val="18"/>
           <w:lang w:val="it-IT"/>
         </w:rPr>
+      </w:pPr>
+      <w:r>
+        <w:rPr>
+          <w:rFonts w:cstheme="minorHAnsi"/>
+          <w:sz w:val="18"/>
+          <w:szCs w:val="18"/>
+          <w:lang w:val="it-IT"/>
+        </w:rPr>
+        <w:tab/>
         <w:t xml:space="preserve">ing. {diriginte_nume}</w:t>
-        <w:t xml:space="preserve">                        </w:t>
+        <w:tab/>
         <w:t xml:space="preserve">ing.  {proiectant_reprezentant}</w:t>
-        <w:t xml:space="preserve">                                      </w:t>
+        <w:tab/>
         <w:t xml:space="preserve">Ing. {constructor_reprezentant}</w:t>
-        <w:t xml:space="preserve">              </w:t>
         <w:tab/>
         <w:t xml:space="preserve">Ing. {rte_nume}</w:t>
       </w:r>
@@ -5210,7 +5203,6 @@
     </w:p>
     <w:p>
       <w:pPr>
-        <w:pageBreakBefore/>
         <w:tabs>
           <w:tab w:val="left" w:pos="2700"/>
         </w:tabs>
@@ -6649,15 +6641,15 @@
       <w:pPr>
         <w:keepNext/>
         <w:tabs>
-          <w:tab w:val="center" w:pos="1478"/>
-          <w:tab w:val="center" w:pos="4435"/>
-          <w:tab w:val="center" w:pos="7391"/>
-          <w:tab w:val="center" w:pos="10348"/>
+          <w:tab w:val="left" w:pos="100"/>
+          <w:tab w:val="left" w:pos="2100"/>
+          <w:tab w:val="left" w:pos="4300"/>
+          <w:tab w:val="left" w:pos="6100"/>
         </w:tabs>
         <w:spacing w:line="240" w:lineRule="auto"/>
         <w:ind w:left="-1400" w:right="-1400"/>
         <w:rPr>
-          <w:rFonts w:eastAsia="Calibri" w:cstheme="minorHAnsi"/>
+          <w:rFonts w:cstheme="minorHAnsi"/>
           <w:sz w:val="18"/>
           <w:szCs w:val="18"/>
           <w:lang w:val="it-IT"/>
@@ -6670,52 +6662,46 @@
           <w:szCs w:val="18"/>
           <w:lang w:val="it-IT"/>
         </w:rPr>
-        <w:t xml:space="preserve">                                     DIRIGINTE ȘANTIER,                              PROIECTANT,</w:t>
         <w:tab/>
-        <w:t xml:space="preserve">                                              CONSTRUCTOR</w:t>
+        <w:t xml:space="preserve">DIRIGINTE ȘANTIER,</w:t>
         <w:tab/>
-        <w:t xml:space="preserve">                                     R.T.E.,</w:t>
-      </w:r>
-    </w:p>
-    <w:p>
-      <w:pPr>
-        <w:tabs>
-          <w:tab w:val="center" w:pos="1478"/>
-          <w:tab w:val="center" w:pos="4435"/>
-          <w:tab w:val="center" w:pos="7391"/>
-          <w:tab w:val="center" w:pos="10348"/>
+        <w:t xml:space="preserve">PROIECTANT,</w:t>
+        <w:tab/>
+        <w:t xml:space="preserve">CONSTRUCTOR</w:t>
+        <w:tab/>
+        <w:t xml:space="preserve">R.T.E.,</w:t>
+      </w:r>
+    </w:p>
+    <w:p>
+      <w:pPr>
+        <w:tabs>
+          <w:tab w:val="left" w:pos="100"/>
+          <w:tab w:val="left" w:pos="2100"/>
+          <w:tab w:val="left" w:pos="4300"/>
+          <w:tab w:val="left" w:pos="6100"/>
         </w:tabs>
         <w:spacing w:after="0" w:line="240" w:lineRule="auto"/>
         <w:ind w:left="-1400" w:right="-1400"/>
         <w:rPr>
           <w:rFonts w:cstheme="minorHAnsi"/>
-          <w:sz w:val="14"/>
-          <w:szCs w:val="14"/>
-          <w:lang w:val="it-IT"/>
-        </w:rPr>
-      </w:pPr>
-      <w:r>
-        <w:rPr>
-          <w:rFonts w:cstheme="minorHAnsi"/>
-          <w:sz w:val="14"/>
-          <w:szCs w:val="14"/>
-          <w:lang w:val="it-IT"/>
-        </w:rPr>
-        <w:t xml:space="preserve">                                                 </w:t>
-      </w:r>
-      <w:r>
-        <w:rPr>
-          <w:rFonts w:cstheme="minorHAnsi"/>
           <w:sz w:val="18"/>
           <w:szCs w:val="18"/>
           <w:lang w:val="it-IT"/>
         </w:rPr>
+      </w:pPr>
+      <w:r>
+        <w:rPr>
+          <w:rFonts w:cstheme="minorHAnsi"/>
+          <w:sz w:val="18"/>
+          <w:szCs w:val="18"/>
+          <w:lang w:val="it-IT"/>
+        </w:rPr>
+        <w:tab/>
         <w:t xml:space="preserve">ing. {diriginte_nume}</w:t>
-        <w:t xml:space="preserve">                        </w:t>
+        <w:tab/>
         <w:t xml:space="preserve">ing.  {proiectant_reprezentant}</w:t>
-        <w:t xml:space="preserve">                                      </w:t>
+        <w:tab/>
         <w:t xml:space="preserve">Ing. {constructor_reprezentant}</w:t>
-        <w:t xml:space="preserve">              </w:t>
         <w:tab/>
         <w:t xml:space="preserve">Ing. {rte_nume}</w:t>
       </w:r>
@@ -7269,7 +7255,6 @@
     </w:p>
     <w:p>
       <w:pPr>
-        <w:pageBreakBefore/>
         <w:rPr>
           <w:rFonts w:ascii="Arial" w:hAnsi="Arial" w:cs="Arial"/>
         </w:rPr>

--- a/ing-assistant/templates/pv-cm.docx
+++ b/ing-assistant/templates/pv-cm.docx
@@ -759,6 +759,7 @@
     <w:bookmarkEnd w:id="6"/>
     <w:p>
       <w:pPr>
+        <w:keepNext/>
         <w:pageBreakBefore/>
         <w:tabs>
           <w:tab w:val="left" w:pos="2700"/>
@@ -774,35 +775,6 @@
     </w:p>
     <w:p>
       <w:pPr>
-        <w:spacing w:line="278" w:lineRule="auto"/>
-        <w:rPr>
-          <w:rFonts w:ascii="Arial" w:hAnsi="Arial" w:cs="Arial"/>
-          <w:b/>
-        </w:rPr>
-      </w:pPr>
-      <w:r>
-        <w:rPr>
-          <w:rFonts w:ascii="Arial" w:hAnsi="Arial" w:cs="Arial"/>
-          <w:b/>
-        </w:rPr>
-      </w:r>
-    </w:p>
-    <w:p>
-      <w:pPr>
-        <w:tabs>
-          <w:tab w:val="left" w:pos="2700"/>
-        </w:tabs>
-        <w:spacing w:line="240" w:lineRule="auto"/>
-        <w:ind w:left="360"/>
-        <w:jc w:val="center"/>
-        <w:rPr>
-          <w:rFonts w:ascii="Arial" w:hAnsi="Arial" w:cs="Arial"/>
-          <w:b/>
-        </w:rPr>
-      </w:pPr>
-    </w:p>
-    <w:p>
-      <w:pPr>
         <w:keepLines/>
         <w:tabs>
           <w:tab w:val="left" w:pos="2700"/>
@@ -1235,45 +1207,7 @@
     </w:p>
     <w:p>
       <w:pPr>
-        <w:tabs>
-          <w:tab w:val="left" w:pos="7365"/>
-        </w:tabs>
-        <w:rPr>
-          <w:rFonts w:ascii="Arial" w:hAnsi="Arial" w:cs="Arial"/>
-        </w:rPr>
-      </w:pPr>
-    </w:p>
-    <w:p>
-      <w:pPr>
-        <w:tabs>
-          <w:tab w:val="left" w:pos="7365"/>
-        </w:tabs>
-        <w:rPr>
-          <w:rFonts w:ascii="Arial" w:hAnsi="Arial" w:cs="Arial"/>
-        </w:rPr>
-      </w:pPr>
-    </w:p>
-    <w:p>
-      <w:pPr>
-        <w:spacing w:line="278" w:lineRule="auto"/>
-        <w:ind w:left="720" w:firstLine="720"/>
-        <w:rPr>
-          <w:rFonts w:ascii="Arial" w:hAnsi="Arial" w:cs="Arial"/>
-          <w:b/>
-          <w:lang w:val="ro-RO"/>
-        </w:rPr>
-      </w:pPr>
-      <w:bookmarkStart w:id="7" w:name="_Hlk200452007"/>
-      <w:r>
-        <w:rPr>
-          <w:rFonts w:ascii="Arial" w:hAnsi="Arial" w:cs="Arial"/>
-          <w:b/>
-          <w:lang w:val="ro-RO"/>
-        </w:rPr>
-      </w:r>
-    </w:p>
-    <w:p>
-      <w:pPr>
+        <w:keepNext/>
         <w:spacing w:line="278" w:lineRule="auto"/>
         <w:ind w:left="720" w:firstLine="720"/>
         <w:rPr>
@@ -1821,18 +1755,9 @@
     </w:p>
     <w:p>
       <w:pPr>
+        <w:keepNext/>
         <w:pageBreakBefore/>
         <w:spacing w:before="120" w:after="0" w:line="23" w:lineRule="atLeast"/>
-        <w:rPr>
-          <w:rFonts w:ascii="Arial" w:hAnsi="Arial" w:cs="Arial"/>
-          <w:b/>
-          <w:lang w:val="ro-RO"/>
-        </w:rPr>
-      </w:pPr>
-    </w:p>
-    <w:p>
-      <w:pPr>
-        <w:spacing w:line="278" w:lineRule="auto"/>
         <w:rPr>
           <w:rFonts w:ascii="Arial" w:hAnsi="Arial" w:cs="Arial"/>
           <w:b/>
@@ -2541,6 +2466,7 @@
     </w:p>
     <w:p>
       <w:pPr>
+        <w:keepNext/>
         <w:pageBreakBefore/>
         <w:jc w:val="center"/>
         <w:rPr>
@@ -3399,10 +3325,10 @@
       <w:pPr>
         <w:keepNext/>
         <w:tabs>
-          <w:tab w:val="left" w:pos="100"/>
-          <w:tab w:val="left" w:pos="2100"/>
-          <w:tab w:val="left" w:pos="4300"/>
-          <w:tab w:val="left" w:pos="6100"/>
+          <w:tab w:val="left" w:pos="50"/>
+          <w:tab w:val="left" w:pos="2450"/>
+          <w:tab w:val="left" w:pos="4850"/>
+          <w:tab w:val="left" w:pos="7250"/>
         </w:tabs>
         <w:spacing w:line="240" w:lineRule="auto"/>
         <w:ind w:left="-1400" w:right="-1400"/>
@@ -3433,10 +3359,10 @@
     <w:p>
       <w:pPr>
         <w:tabs>
-          <w:tab w:val="left" w:pos="100"/>
-          <w:tab w:val="left" w:pos="2100"/>
-          <w:tab w:val="left" w:pos="4300"/>
-          <w:tab w:val="left" w:pos="6100"/>
+          <w:tab w:val="left" w:pos="50"/>
+          <w:tab w:val="left" w:pos="2450"/>
+          <w:tab w:val="left" w:pos="4850"/>
+          <w:tab w:val="left" w:pos="7250"/>
         </w:tabs>
         <w:spacing w:after="0" w:line="240" w:lineRule="auto"/>
         <w:ind w:left="-1400" w:right="-1400"/>
@@ -3467,19 +3393,8 @@
     <w:bookmarkEnd w:id="11"/>
     <w:p>
       <w:pPr>
+        <w:keepNext/>
         <w:pageBreakBefore/>
-        <w:spacing w:before="120" w:after="0" w:line="23" w:lineRule="atLeast"/>
-        <w:rPr>
-          <w:rFonts w:ascii="Arial" w:eastAsiaTheme="minorEastAsia" w:hAnsi="Arial" w:cs="Arial"/>
-          <w:b/>
-          <w:kern w:val="0"/>
-          <w:lang w:val="ro-RO"/>
-          <w14:ligatures w14:val="none"/>
-        </w:rPr>
-      </w:pPr>
-    </w:p>
-    <w:p>
-      <w:pPr>
         <w:spacing w:before="120" w:after="0" w:line="23" w:lineRule="atLeast"/>
         <w:rPr>
           <w:rFonts w:ascii="Arial" w:eastAsiaTheme="minorEastAsia" w:hAnsi="Arial" w:cs="Arial"/>
@@ -4055,28 +3970,9 @@
     </w:p>
     <w:p>
       <w:pPr>
+        <w:keepNext/>
         <w:pageBreakBefore/>
         <w:spacing w:after="0" w:line="240" w:lineRule="auto"/>
-        <w:rPr>
-          <w:rFonts w:ascii="Arial" w:hAnsi="Arial" w:cs="Arial"/>
-          <w:b/>
-        </w:rPr>
-      </w:pPr>
-    </w:p>
-    <w:p>
-      <w:pPr>
-        <w:spacing w:after="0" w:line="240" w:lineRule="auto"/>
-        <w:jc w:val="center"/>
-        <w:rPr>
-          <w:rFonts w:ascii="Arial" w:hAnsi="Arial" w:cs="Arial"/>
-          <w:b/>
-        </w:rPr>
-      </w:pPr>
-    </w:p>
-    <w:p>
-      <w:pPr>
-        <w:spacing w:after="0" w:line="240" w:lineRule="auto"/>
-        <w:jc w:val="center"/>
         <w:rPr>
           <w:rFonts w:ascii="Arial" w:hAnsi="Arial" w:cs="Arial"/>
           <w:b/>
@@ -4642,19 +4538,11 @@
     </w:p>
     <w:p>
       <w:pPr>
+        <w:keepNext/>
         <w:pageBreakBefore/>
         <w:rPr>
           <w:rFonts w:ascii="Arial" w:hAnsi="Arial" w:cs="Arial"/>
           <w:lang w:val="ro-RO"/>
-        </w:rPr>
-      </w:pPr>
-    </w:p>
-    <w:p>
-      <w:pPr>
-        <w:spacing w:after="0" w:line="240" w:lineRule="auto"/>
-        <w:rPr>
-          <w:rFonts w:ascii="Arial" w:hAnsi="Arial" w:cs="Arial"/>
-          <w:b/>
         </w:rPr>
       </w:pPr>
     </w:p>
@@ -5201,34 +5089,10 @@
         <w:t>………………..</w:t>
       </w:r>
     </w:p>
-    <w:p>
-      <w:pPr>
-        <w:tabs>
-          <w:tab w:val="left" w:pos="2700"/>
-        </w:tabs>
-        <w:jc w:val="center"/>
-        <w:rPr>
-          <w:rFonts w:ascii="Arial" w:eastAsiaTheme="minorEastAsia" w:hAnsi="Arial" w:cs="Arial"/>
-          <w:kern w:val="0"/>
-          <w14:ligatures w14:val="none"/>
-        </w:rPr>
-      </w:pPr>
-    </w:p>
-    <w:p>
-      <w:pPr>
-        <w:tabs>
-          <w:tab w:val="left" w:pos="2700"/>
-        </w:tabs>
-        <w:rPr>
-          <w:rFonts w:ascii="Arial" w:eastAsiaTheme="minorEastAsia" w:hAnsi="Arial" w:cs="Arial"/>
-          <w:kern w:val="0"/>
-          <w14:ligatures w14:val="none"/>
-        </w:rPr>
-      </w:pPr>
-    </w:p>
     <w:bookmarkEnd w:id="14"/>
     <w:p>
       <w:pPr>
+        <w:keepNext/>
         <w:tabs>
           <w:tab w:val="left" w:pos="2700"/>
         </w:tabs>
@@ -5783,19 +5647,8 @@
     </w:p>
     <w:p>
       <w:pPr>
+        <w:keepNext/>
         <w:pageBreakBefore/>
-        <w:jc w:val="center"/>
-        <w:rPr>
-          <w:rFonts w:cs="Arial"/>
-          <w:b/>
-          <w:sz w:val="24"/>
-          <w:szCs w:val="24"/>
-          <w:lang w:val="nl-NL"/>
-        </w:rPr>
-      </w:pPr>
-    </w:p>
-    <w:p>
-      <w:pPr>
         <w:jc w:val="center"/>
         <w:rPr>
           <w:rFonts w:cs="Arial"/>
@@ -6641,10 +6494,10 @@
       <w:pPr>
         <w:keepNext/>
         <w:tabs>
-          <w:tab w:val="left" w:pos="100"/>
-          <w:tab w:val="left" w:pos="2100"/>
-          <w:tab w:val="left" w:pos="4300"/>
-          <w:tab w:val="left" w:pos="6100"/>
+          <w:tab w:val="left" w:pos="50"/>
+          <w:tab w:val="left" w:pos="2450"/>
+          <w:tab w:val="left" w:pos="4850"/>
+          <w:tab w:val="left" w:pos="7250"/>
         </w:tabs>
         <w:spacing w:line="240" w:lineRule="auto"/>
         <w:ind w:left="-1400" w:right="-1400"/>
@@ -6675,10 +6528,10 @@
     <w:p>
       <w:pPr>
         <w:tabs>
-          <w:tab w:val="left" w:pos="100"/>
-          <w:tab w:val="left" w:pos="2100"/>
-          <w:tab w:val="left" w:pos="4300"/>
-          <w:tab w:val="left" w:pos="6100"/>
+          <w:tab w:val="left" w:pos="50"/>
+          <w:tab w:val="left" w:pos="2450"/>
+          <w:tab w:val="left" w:pos="4850"/>
+          <w:tab w:val="left" w:pos="7250"/>
         </w:tabs>
         <w:spacing w:after="0" w:line="240" w:lineRule="auto"/>
         <w:ind w:left="-1400" w:right="-1400"/>
@@ -6708,6 +6561,7 @@
     </w:p>
     <w:p>
       <w:pPr>
+        <w:keepNext/>
         <w:pageBreakBefore/>
         <w:tabs>
           <w:tab w:val="left" w:pos="7365"/>
@@ -6717,32 +6571,6 @@
           <w:rFonts w:ascii="Arial" w:eastAsiaTheme="minorEastAsia" w:hAnsi="Arial" w:cs="Arial"/>
           <w:kern w:val="0"/>
           <w14:ligatures w14:val="none"/>
-        </w:rPr>
-      </w:pPr>
-    </w:p>
-    <w:p>
-      <w:pPr>
-        <w:tabs>
-          <w:tab w:val="left" w:pos="2700"/>
-        </w:tabs>
-        <w:rPr>
-          <w:rFonts w:ascii="Arial" w:hAnsi="Arial" w:cs="Arial"/>
-          <w:b/>
-          <w:lang w:val="it-IT"/>
-        </w:rPr>
-      </w:pPr>
-      <w:bookmarkStart w:id="16" w:name="_Hlk200452166"/>
-    </w:p>
-    <w:p>
-      <w:pPr>
-        <w:tabs>
-          <w:tab w:val="left" w:pos="2700"/>
-        </w:tabs>
-        <w:jc w:val="center"/>
-        <w:rPr>
-          <w:rFonts w:ascii="Arial" w:hAnsi="Arial" w:cs="Arial"/>
-          <w:b/>
-          <w:lang w:val="it-IT"/>
         </w:rPr>
       </w:pPr>
     </w:p>
@@ -7255,35 +7083,7 @@
     </w:p>
     <w:p>
       <w:pPr>
-        <w:rPr>
-          <w:rFonts w:ascii="Arial" w:hAnsi="Arial" w:cs="Arial"/>
-        </w:rPr>
-      </w:pPr>
-    </w:p>
-    <w:p>
-      <w:pPr>
-        <w:rPr>
-          <w:rFonts w:ascii="Arial" w:hAnsi="Arial" w:cs="Arial"/>
-        </w:rPr>
-      </w:pPr>
-    </w:p>
-    <w:p>
-      <w:pPr>
-        <w:tabs>
-          <w:tab w:val="left" w:pos="2700"/>
-        </w:tabs>
-        <w:jc w:val="center"/>
-        <w:rPr>
-          <w:rFonts w:ascii="Arial" w:hAnsi="Arial" w:cs="Arial"/>
-          <w:b/>
-          <w:kern w:val="0"/>
-          <w:lang w:val="ro-RO"/>
-          <w14:ligatures w14:val="none"/>
-        </w:rPr>
-      </w:pPr>
-    </w:p>
-    <w:p>
-      <w:pPr>
+        <w:keepNext/>
         <w:tabs>
           <w:tab w:val="left" w:pos="2700"/>
         </w:tabs>

--- a/ing-assistant/templates/pv-cm.docx
+++ b/ing-assistant/templates/pv-cm.docx
@@ -20,6 +20,7 @@
     </w:p>
     <w:p>
       <w:pPr>
+        <w:keepNext/>
         <w:spacing w:before="120" w:after="0" w:line="23" w:lineRule="atLeast"/>
         <w:jc w:val="center"/>
         <w:rPr>
@@ -55,6 +56,7 @@
     </w:p>
     <w:p>
       <w:pPr>
+        <w:keepNext/>
         <w:spacing w:before="120" w:after="0" w:line="23" w:lineRule="atLeast"/>
         <w:jc w:val="center"/>
         <w:rPr>
@@ -78,6 +80,7 @@
     </w:p>
     <w:p>
       <w:pPr>
+        <w:keepNext/>
         <w:spacing w:before="120" w:after="0" w:line="23" w:lineRule="atLeast"/>
         <w:jc w:val="center"/>
         <w:rPr>
@@ -99,6 +102,7 @@
     </w:p>
     <w:p>
       <w:pPr>
+        <w:keepNext/>
         <w:spacing w:before="120" w:after="0" w:line="23" w:lineRule="atLeast"/>
         <w:rPr>
           <w:rFonts w:ascii="Arial" w:eastAsiaTheme="minorEastAsia" w:hAnsi="Arial" w:cs="Arial"/>
@@ -110,6 +114,7 @@
     </w:p>
     <w:p>
       <w:pPr>
+        <w:keepNext/>
         <w:spacing w:before="120" w:after="0" w:line="23" w:lineRule="atLeast"/>
         <w:rPr>
           <w:rFonts w:ascii="Arial" w:eastAsiaTheme="minorEastAsia" w:hAnsi="Arial" w:cs="Arial"/>
@@ -775,6 +780,7 @@
     </w:p>
     <w:p>
       <w:pPr>
+        <w:keepNext/>
         <w:keepLines/>
         <w:tabs>
           <w:tab w:val="left" w:pos="2700"/>
@@ -797,6 +803,7 @@
     </w:p>
     <w:p>
       <w:pPr>
+        <w:keepNext/>
         <w:spacing w:before="120" w:after="0" w:line="23" w:lineRule="atLeast"/>
         <w:jc w:val="center"/>
         <w:rPr>
@@ -818,6 +825,7 @@
     </w:p>
     <w:p>
       <w:pPr>
+        <w:keepNext/>
         <w:tabs>
           <w:tab w:val="left" w:pos="2700"/>
         </w:tabs>
@@ -830,6 +838,7 @@
     </w:p>
     <w:p>
       <w:pPr>
+        <w:keepNext/>
         <w:tabs>
           <w:tab w:val="left" w:pos="2700"/>
         </w:tabs>
@@ -1219,6 +1228,7 @@
     </w:p>
     <w:p>
       <w:pPr>
+        <w:keepNext/>
         <w:keepLines/>
         <w:spacing w:line="278" w:lineRule="auto"/>
         <w:ind w:left="720" w:firstLine="720"/>
@@ -1239,6 +1249,7 @@
     </w:p>
     <w:p>
       <w:pPr>
+        <w:keepNext/>
         <w:spacing w:before="120" w:after="0" w:line="23" w:lineRule="atLeast"/>
         <w:jc w:val="center"/>
         <w:rPr>
@@ -1258,6 +1269,7 @@
     </w:p>
     <w:p>
       <w:pPr>
+        <w:keepNext/>
         <w:spacing w:before="120" w:after="0" w:line="23" w:lineRule="atLeast"/>
         <w:rPr>
           <w:rFonts w:ascii="Arial" w:hAnsi="Arial" w:cs="Arial"/>
@@ -1267,6 +1279,7 @@
     </w:p>
     <w:p>
       <w:pPr>
+        <w:keepNext/>
         <w:spacing w:before="120" w:after="0" w:line="23" w:lineRule="atLeast"/>
         <w:jc w:val="center"/>
         <w:rPr>
@@ -1284,6 +1297,7 @@
     </w:p>
     <w:p>
       <w:pPr>
+        <w:keepNext/>
         <w:spacing w:before="120" w:after="0" w:line="23" w:lineRule="atLeast"/>
         <w:rPr>
           <w:rFonts w:ascii="Arial" w:hAnsi="Arial" w:cs="Arial"/>
@@ -1293,6 +1307,7 @@
     </w:p>
     <w:p>
       <w:pPr>
+        <w:keepNext/>
         <w:spacing w:before="120" w:after="0" w:line="23" w:lineRule="atLeast"/>
         <w:rPr>
           <w:rFonts w:ascii="Arial" w:hAnsi="Arial" w:cs="Arial"/>
@@ -1767,6 +1782,7 @@
     </w:p>
     <w:p>
       <w:pPr>
+        <w:keepNext/>
         <w:keepLines/>
         <w:spacing w:before="120" w:after="0" w:line="23" w:lineRule="atLeast"/>
         <w:jc w:val="center"/>
@@ -1788,6 +1804,7 @@
     </w:p>
     <w:p>
       <w:pPr>
+        <w:keepNext/>
         <w:spacing w:before="120" w:after="0" w:line="23" w:lineRule="atLeast"/>
         <w:jc w:val="center"/>
         <w:rPr>
@@ -1807,6 +1824,7 @@
     </w:p>
     <w:p>
       <w:pPr>
+        <w:keepNext/>
         <w:spacing w:before="120" w:after="0" w:line="23" w:lineRule="atLeast"/>
         <w:jc w:val="center"/>
         <w:rPr>
@@ -1824,6 +1842,7 @@
     </w:p>
     <w:p>
       <w:pPr>
+        <w:keepNext/>
         <w:spacing w:before="120" w:after="0" w:line="23" w:lineRule="atLeast"/>
         <w:jc w:val="center"/>
         <w:rPr>
@@ -1834,6 +1853,7 @@
     </w:p>
     <w:p>
       <w:pPr>
+        <w:keepNext/>
         <w:spacing w:before="120" w:after="0" w:line="23" w:lineRule="atLeast"/>
         <w:rPr>
           <w:rFonts w:ascii="Arial" w:hAnsi="Arial" w:cs="Arial"/>
@@ -2480,6 +2500,7 @@
     </w:p>
     <w:p>
       <w:pPr>
+        <w:keepNext/>
         <w:keepLines/>
         <w:jc w:val="center"/>
         <w:rPr>
@@ -2503,6 +2524,7 @@
     </w:p>
     <w:p>
       <w:pPr>
+        <w:keepNext/>
         <w:spacing w:after="0"/>
         <w:jc w:val="center"/>
         <w:rPr>
@@ -2526,6 +2548,7 @@
     </w:p>
     <w:p>
       <w:pPr>
+        <w:keepNext/>
         <w:spacing w:after="0"/>
         <w:jc w:val="center"/>
         <w:rPr>
@@ -2543,6 +2566,7 @@
     </w:p>
     <w:p>
       <w:pPr>
+        <w:keepNext/>
         <w:spacing w:after="0"/>
         <w:jc w:val="center"/>
         <w:rPr>
@@ -2560,6 +2584,7 @@
     </w:p>
     <w:p>
       <w:pPr>
+        <w:keepNext/>
         <w:spacing w:after="0"/>
         <w:jc w:val="center"/>
         <w:rPr>
@@ -2570,6 +2595,7 @@
     </w:p>
     <w:p>
       <w:pPr>
+        <w:keepNext/>
         <w:spacing w:after="0"/>
         <w:ind w:firstLine="720"/>
         <w:rPr>
@@ -3407,6 +3433,7 @@
     </w:p>
     <w:p>
       <w:pPr>
+        <w:keepNext/>
         <w:keepLines/>
         <w:spacing w:before="120" w:after="0" w:line="23" w:lineRule="atLeast"/>
         <w:jc w:val="center"/>
@@ -3431,6 +3458,7 @@
     </w:p>
     <w:p>
       <w:pPr>
+        <w:keepNext/>
         <w:spacing w:before="120" w:after="0" w:line="23" w:lineRule="atLeast"/>
         <w:rPr>
           <w:rFonts w:ascii="Arial" w:eastAsiaTheme="minorEastAsia" w:hAnsi="Arial" w:cs="Arial"/>
@@ -3442,6 +3470,7 @@
     </w:p>
     <w:p>
       <w:pPr>
+        <w:keepNext/>
         <w:spacing w:before="120" w:after="0" w:line="23" w:lineRule="atLeast"/>
         <w:jc w:val="center"/>
         <w:rPr>
@@ -3463,6 +3492,7 @@
     </w:p>
     <w:p>
       <w:pPr>
+        <w:keepNext/>
         <w:spacing w:before="120" w:after="0" w:line="23" w:lineRule="atLeast"/>
         <w:rPr>
           <w:rFonts w:ascii="Arial" w:eastAsiaTheme="minorEastAsia" w:hAnsi="Arial" w:cs="Arial"/>
@@ -3474,6 +3504,7 @@
     </w:p>
     <w:p>
       <w:pPr>
+        <w:keepNext/>
         <w:spacing w:before="120" w:after="0" w:line="23" w:lineRule="atLeast"/>
         <w:rPr>
           <w:rFonts w:ascii="Arial" w:eastAsiaTheme="minorEastAsia" w:hAnsi="Arial" w:cs="Arial"/>
@@ -3981,6 +4012,7 @@
     </w:p>
     <w:p>
       <w:pPr>
+        <w:keepNext/>
         <w:keepLines/>
         <w:tabs>
           <w:tab w:val="left" w:pos="2700"/>
@@ -4004,6 +4036,7 @@
     </w:p>
     <w:p>
       <w:pPr>
+        <w:keepNext/>
         <w:tabs>
           <w:tab w:val="left" w:pos="2700"/>
         </w:tabs>
@@ -4025,6 +4058,7 @@
     </w:p>
     <w:p>
       <w:pPr>
+        <w:keepNext/>
         <w:tabs>
           <w:tab w:val="left" w:pos="2610"/>
         </w:tabs>
@@ -4046,6 +4080,7 @@
     </w:p>
     <w:p>
       <w:pPr>
+        <w:keepNext/>
         <w:tabs>
           <w:tab w:val="left" w:pos="2610"/>
         </w:tabs>
@@ -4060,6 +4095,7 @@
     </w:p>
     <w:p>
       <w:pPr>
+        <w:keepNext/>
         <w:spacing w:line="240" w:lineRule="auto"/>
         <w:rPr>
           <w:rFonts w:ascii="Arial" w:eastAsia="Calibri" w:hAnsi="Arial" w:cs="Arial"/>
@@ -4548,6 +4584,7 @@
     </w:p>
     <w:p>
       <w:pPr>
+        <w:keepNext/>
         <w:keepLines/>
         <w:spacing w:after="0"/>
         <w:jc w:val="center"/>
@@ -4570,6 +4607,7 @@
     </w:p>
     <w:p>
       <w:pPr>
+        <w:keepNext/>
         <w:jc w:val="center"/>
         <w:rPr>
           <w:rFonts w:ascii="Arial" w:hAnsi="Arial" w:cs="Arial"/>
@@ -4590,6 +4628,7 @@
     </w:p>
     <w:p>
       <w:pPr>
+        <w:keepNext/>
         <w:jc w:val="center"/>
         <w:rPr>
           <w:rFonts w:ascii="Arial" w:hAnsi="Arial" w:cs="Arial"/>
@@ -4606,6 +4645,7 @@
     </w:p>
     <w:p>
       <w:pPr>
+        <w:keepNext/>
         <w:rPr>
           <w:rFonts w:ascii="Arial" w:hAnsi="Arial" w:cs="Arial"/>
           <w:lang w:val="it-IT"/>
@@ -4621,6 +4661,7 @@
     </w:p>
     <w:p>
       <w:pPr>
+        <w:keepNext/>
         <w:rPr>
           <w:rFonts w:ascii="Arial" w:hAnsi="Arial" w:cs="Arial"/>
           <w:b/>
@@ -5106,6 +5147,7 @@
     </w:p>
     <w:p>
       <w:pPr>
+        <w:keepNext/>
         <w:keepLines/>
         <w:tabs>
           <w:tab w:val="left" w:pos="2700"/>
@@ -5129,6 +5171,7 @@
     </w:p>
     <w:p>
       <w:pPr>
+        <w:keepNext/>
         <w:tabs>
           <w:tab w:val="left" w:pos="2610"/>
         </w:tabs>
@@ -5150,6 +5193,7 @@
     </w:p>
     <w:p>
       <w:pPr>
+        <w:keepNext/>
         <w:tabs>
           <w:tab w:val="left" w:pos="2610"/>
         </w:tabs>
@@ -5164,6 +5208,7 @@
     </w:p>
     <w:p>
       <w:pPr>
+        <w:keepNext/>
         <w:spacing w:line="240" w:lineRule="auto"/>
         <w:rPr>
           <w:rFonts w:ascii="Arial" w:eastAsia="Calibri" w:hAnsi="Arial" w:cs="Arial"/>
@@ -5661,6 +5706,7 @@
     </w:p>
     <w:p>
       <w:pPr>
+        <w:keepNext/>
         <w:keepLines/>
         <w:jc w:val="center"/>
         <w:rPr>
@@ -5684,6 +5730,7 @@
     </w:p>
     <w:p>
       <w:pPr>
+        <w:keepNext/>
         <w:spacing w:after="0"/>
         <w:jc w:val="center"/>
         <w:rPr>
@@ -5707,6 +5754,7 @@
     </w:p>
     <w:p>
       <w:pPr>
+        <w:keepNext/>
         <w:spacing w:after="0"/>
         <w:jc w:val="center"/>
         <w:rPr>
@@ -5724,6 +5772,7 @@
     </w:p>
     <w:p>
       <w:pPr>
+        <w:keepNext/>
         <w:spacing w:after="0"/>
         <w:jc w:val="center"/>
         <w:rPr>
@@ -5741,6 +5790,7 @@
     </w:p>
     <w:p>
       <w:pPr>
+        <w:keepNext/>
         <w:spacing w:after="0"/>
         <w:jc w:val="center"/>
         <w:rPr>
@@ -5751,6 +5801,7 @@
     </w:p>
     <w:p>
       <w:pPr>
+        <w:keepNext/>
         <w:spacing w:after="0"/>
         <w:ind w:firstLine="720"/>
         <w:rPr>
@@ -6576,6 +6627,7 @@
     </w:p>
     <w:p>
       <w:pPr>
+        <w:keepNext/>
         <w:keepLines/>
         <w:tabs>
           <w:tab w:val="left" w:pos="2700"/>
@@ -6598,6 +6650,7 @@
     </w:p>
     <w:p>
       <w:pPr>
+        <w:keepNext/>
         <w:tabs>
           <w:tab w:val="left" w:pos="2610"/>
         </w:tabs>
@@ -6619,6 +6672,7 @@
     </w:p>
     <w:p>
       <w:pPr>
+        <w:keepNext/>
         <w:tabs>
           <w:tab w:val="left" w:pos="2610"/>
         </w:tabs>
@@ -6633,6 +6687,7 @@
     </w:p>
     <w:p>
       <w:pPr>
+        <w:keepNext/>
         <w:spacing w:line="240" w:lineRule="auto"/>
         <w:rPr>
           <w:rFonts w:ascii="Arial" w:eastAsia="Calibri" w:hAnsi="Arial" w:cs="Arial"/>
@@ -7099,6 +7154,7 @@
     </w:p>
     <w:p>
       <w:pPr>
+        <w:keepNext/>
         <w:keepLines/>
         <w:tabs>
           <w:tab w:val="left" w:pos="2700"/>
@@ -7125,6 +7181,7 @@
     </w:p>
     <w:p>
       <w:pPr>
+        <w:keepNext/>
         <w:tabs>
           <w:tab w:val="left" w:pos="2700"/>
         </w:tabs>
@@ -7177,6 +7234,7 @@
     </w:p>
     <w:p>
       <w:pPr>
+        <w:keepNext/>
         <w:tabs>
           <w:tab w:val="left" w:pos="2700"/>
         </w:tabs>
@@ -7193,6 +7251,7 @@
     </w:p>
     <w:p>
       <w:pPr>
+        <w:keepNext/>
         <w:tabs>
           <w:tab w:val="left" w:pos="2700"/>
         </w:tabs>

--- a/ing-assistant/templates/pv-cm.docx
+++ b/ing-assistant/templates/pv-cm.docx
@@ -97,7 +97,7 @@
           <w:lang w:val="ro-RO"/>
           <w14:ligatures w14:val="none"/>
         </w:rPr>
-        <w:t>Nr.........Data .................</w:t>
+        <w:t>Nr. {numar_pv}      Data .................</w:t>
       </w:r>
     </w:p>
     <w:p>
@@ -820,7 +820,7 @@
           <w:lang w:val="ro-RO"/>
           <w14:ligatures w14:val="none"/>
         </w:rPr>
-        <w:t>Nr.........Data .................</w:t>
+        <w:t>Nr. {numar_pv}      Data .................</w:t>
       </w:r>
     </w:p>
     <w:p>
@@ -1292,7 +1292,7 @@
           <w:rFonts w:ascii="Arial" w:hAnsi="Arial" w:cs="Arial"/>
           <w:lang w:val="ro-RO"/>
         </w:rPr>
-        <w:t xml:space="preserve">Nr.       Data  </w:t>
+        <w:t xml:space="preserve">Nr. {numar_pv}       Data  </w:t>
       </w:r>
     </w:p>
     <w:p>
@@ -1837,7 +1837,7 @@
           <w:rFonts w:ascii="Arial" w:hAnsi="Arial" w:cs="Arial"/>
           <w:lang w:val="ro-RO"/>
         </w:rPr>
-        <w:t xml:space="preserve">Nr.      Data </w:t>
+        <w:t xml:space="preserve">Nr. {numar_pv}      Data </w:t>
       </w:r>
     </w:p>
     <w:p>
@@ -2579,7 +2579,7 @@
           <w:rFonts w:cs="Arial"/>
           <w:lang w:val="it-IT"/>
         </w:rPr>
-        <w:t xml:space="preserve">NR        /  </w:t>
+        <w:t xml:space="preserve">NR {numar_pv}        /  </w:t>
       </w:r>
     </w:p>
     <w:p>
@@ -3487,7 +3487,7 @@
           <w:lang w:val="ro-RO"/>
           <w14:ligatures w14:val="none"/>
         </w:rPr>
-        <w:t>Nr. ..........  Data ....................</w:t>
+        <w:t>Nr. {numar_pv}  Data ....................</w:t>
       </w:r>
     </w:p>
     <w:p>
@@ -4075,7 +4075,7 @@
           <w:rFonts w:ascii="Arial" w:hAnsi="Arial" w:cs="Arial"/>
           <w:lang w:val="it-IT"/>
         </w:rPr>
-        <w:t xml:space="preserve">NR  / DATA  </w:t>
+        <w:t xml:space="preserve">NR {numar_pv}  / DATA  </w:t>
       </w:r>
     </w:p>
     <w:p>
@@ -4640,7 +4640,7 @@
           <w:rFonts w:ascii="Arial" w:hAnsi="Arial" w:cs="Arial"/>
           <w:lang w:val="it-IT"/>
         </w:rPr>
-        <w:t xml:space="preserve">Nr    / Data </w:t>
+        <w:t xml:space="preserve">Nr. {numar_pv} / Data </w:t>
       </w:r>
     </w:p>
     <w:p>
@@ -5188,7 +5188,7 @@
           <w:rFonts w:ascii="Arial" w:hAnsi="Arial" w:cs="Arial"/>
           <w:lang w:val="it-IT"/>
         </w:rPr>
-        <w:t xml:space="preserve">NR      / DATA   </w:t>
+        <w:t xml:space="preserve">NR {numar_pv}      / DATA   </w:t>
       </w:r>
     </w:p>
     <w:p>
@@ -5785,7 +5785,7 @@
           <w:rFonts w:cs="Arial"/>
           <w:lang w:val="it-IT"/>
         </w:rPr>
-        <w:t xml:space="preserve">NR      /  </w:t>
+        <w:t xml:space="preserve">NR {numar_pv}      /  </w:t>
       </w:r>
     </w:p>
     <w:p>
@@ -6667,7 +6667,7 @@
           <w:rFonts w:ascii="Arial" w:hAnsi="Arial" w:cs="Arial"/>
           <w:lang w:val="it-IT"/>
         </w:rPr>
-        <w:t xml:space="preserve">NR      / DATA  </w:t>
+        <w:t xml:space="preserve">NR {numar_pv}      / DATA  </w:t>
       </w:r>
     </w:p>
     <w:p>
@@ -7202,34 +7202,7 @@
           <w:lang w:val="ro-RO"/>
           <w14:ligatures w14:val="none"/>
         </w:rPr>
-        <w:t>Nr</w:t>
-      </w:r>
-      <w:r>
-        <w:rPr>
-          <w:rFonts w:ascii="Arial" w:eastAsiaTheme="minorEastAsia" w:hAnsi="Arial" w:cs="Arial"/>
-          <w:kern w:val="0"/>
-          <w:lang w:val="ro-RO" w:eastAsia="ro-RO"/>
-          <w14:ligatures w14:val="none"/>
-        </w:rPr>
-        <w:t xml:space="preserve">............ </w:t>
-      </w:r>
-      <w:r>
-        <w:rPr>
-          <w:rFonts w:ascii="Arial" w:eastAsiaTheme="minorEastAsia" w:hAnsi="Arial" w:cs="Arial"/>
-          <w:kern w:val="0"/>
-          <w:lang w:val="ro-RO"/>
-          <w14:ligatures w14:val="none"/>
-        </w:rPr>
-        <w:t>Data</w:t>
-      </w:r>
-      <w:r>
-        <w:rPr>
-          <w:rFonts w:ascii="Arial" w:eastAsiaTheme="minorEastAsia" w:hAnsi="Arial" w:cs="Arial"/>
-          <w:kern w:val="0"/>
-          <w:lang w:val="ro-RO" w:eastAsia="ro-RO"/>
-          <w14:ligatures w14:val="none"/>
-        </w:rPr>
-        <w:t xml:space="preserve"> .......................</w:t>
+        <w:t xml:space="preserve">Nr. {numar_pv}       Data .......................</w:t>
       </w:r>
     </w:p>
     <w:p>

--- a/ing-assistant/templates/pv-cm.docx
+++ b/ing-assistant/templates/pv-cm.docx
@@ -97,7 +97,7 @@
           <w:lang w:val="ro-RO"/>
           <w14:ligatures w14:val="none"/>
         </w:rPr>
-        <w:t>Nr. {numar_pv}      Data .................</w:t>
+        <w:t>Nr. {numar_pv_1}      Data .................</w:t>
       </w:r>
     </w:p>
     <w:p>
@@ -820,7 +820,7 @@
           <w:lang w:val="ro-RO"/>
           <w14:ligatures w14:val="none"/>
         </w:rPr>
-        <w:t>Nr. {numar_pv}      Data .................</w:t>
+        <w:t>Nr. {numar_pv_2}      Data .................</w:t>
       </w:r>
     </w:p>
     <w:p>
@@ -1292,7 +1292,7 @@
           <w:rFonts w:ascii="Arial" w:hAnsi="Arial" w:cs="Arial"/>
           <w:lang w:val="ro-RO"/>
         </w:rPr>
-        <w:t xml:space="preserve">Nr. {numar_pv}       Data  </w:t>
+        <w:t xml:space="preserve">Nr. {numar_pv_3}       Data  </w:t>
       </w:r>
     </w:p>
     <w:p>
@@ -1837,7 +1837,7 @@
           <w:rFonts w:ascii="Arial" w:hAnsi="Arial" w:cs="Arial"/>
           <w:lang w:val="ro-RO"/>
         </w:rPr>
-        <w:t xml:space="preserve">Nr. {numar_pv}      Data </w:t>
+        <w:t xml:space="preserve">Nr. {numar_pv_4}      Data </w:t>
       </w:r>
     </w:p>
     <w:p>
@@ -2579,7 +2579,7 @@
           <w:rFonts w:cs="Arial"/>
           <w:lang w:val="it-IT"/>
         </w:rPr>
-        <w:t xml:space="preserve">NR {numar_pv}        /  </w:t>
+        <w:t xml:space="preserve">NR {numar_pv_5}        /  </w:t>
       </w:r>
     </w:p>
     <w:p>
@@ -3487,7 +3487,7 @@
           <w:lang w:val="ro-RO"/>
           <w14:ligatures w14:val="none"/>
         </w:rPr>
-        <w:t>Nr. {numar_pv}  Data ....................</w:t>
+        <w:t>Nr. {numar_pv_6}  Data ....................</w:t>
       </w:r>
     </w:p>
     <w:p>
@@ -4075,7 +4075,7 @@
           <w:rFonts w:ascii="Arial" w:hAnsi="Arial" w:cs="Arial"/>
           <w:lang w:val="it-IT"/>
         </w:rPr>
-        <w:t xml:space="preserve">NR {numar_pv}  / DATA  </w:t>
+        <w:t xml:space="preserve">NR {numar_pv_7}  / DATA  </w:t>
       </w:r>
     </w:p>
     <w:p>
@@ -4640,7 +4640,7 @@
           <w:rFonts w:ascii="Arial" w:hAnsi="Arial" w:cs="Arial"/>
           <w:lang w:val="it-IT"/>
         </w:rPr>
-        <w:t xml:space="preserve">Nr. {numar_pv} / Data </w:t>
+        <w:t xml:space="preserve">Nr. {numar_pv_8} / Data </w:t>
       </w:r>
     </w:p>
     <w:p>
@@ -5188,7 +5188,7 @@
           <w:rFonts w:ascii="Arial" w:hAnsi="Arial" w:cs="Arial"/>
           <w:lang w:val="it-IT"/>
         </w:rPr>
-        <w:t xml:space="preserve">NR {numar_pv}      / DATA   </w:t>
+        <w:t xml:space="preserve">NR {numar_pv_9}      / DATA   </w:t>
       </w:r>
     </w:p>
     <w:p>
@@ -5785,7 +5785,7 @@
           <w:rFonts w:cs="Arial"/>
           <w:lang w:val="it-IT"/>
         </w:rPr>
-        <w:t xml:space="preserve">NR {numar_pv}      /  </w:t>
+        <w:t xml:space="preserve">NR {numar_pv_10}      /  </w:t>
       </w:r>
     </w:p>
     <w:p>
@@ -6667,7 +6667,7 @@
           <w:rFonts w:ascii="Arial" w:hAnsi="Arial" w:cs="Arial"/>
           <w:lang w:val="it-IT"/>
         </w:rPr>
-        <w:t xml:space="preserve">NR {numar_pv}      / DATA  </w:t>
+        <w:t xml:space="preserve">NR {numar_pv_11}      / DATA  </w:t>
       </w:r>
     </w:p>
     <w:p>
@@ -7202,7 +7202,7 @@
           <w:lang w:val="ro-RO"/>
           <w14:ligatures w14:val="none"/>
         </w:rPr>
-        <w:t xml:space="preserve">Nr. {numar_pv}       Data .......................</w:t>
+        <w:t xml:space="preserve">Nr. {numar_pv_12}       Data .......................</w:t>
       </w:r>
     </w:p>
     <w:p>
